--- a/документы/Тілашар – пайдаланушы нұсқаулығы.docx
+++ b/документы/Тілашар – пайдаланушы нұсқаулығы.docx
@@ -26,7 +26,7 @@
           <w:color w:val="555D68"/>
           <w:sz w:val="26"/>
         </w:rPr>
-        <w:t>Grammar Dialogue Quest жобасының екінші нұсқасы  ·  2026 жыл</w:t>
+        <w:t>Grammar Dialogue Quest жобасының 3.0 нұсқасы  ·  2026 жыл</w:t>
         <w:br/>
         <w:t>Малышко Макар Евгеньевич, 6 «б» сынып, №35 мектеп</w:t>
       </w:r>
@@ -111,7 +111,7 @@
           <w:rFonts w:ascii="Times New Roman" w:hAnsi="Times New Roman"/>
           <w:sz w:val="24"/>
         </w:rPr>
-        <w:t>3. Сабақтармен жұмыс</w:t>
+        <w:t>3. Тақырыптармен жұмыс</w:t>
         <w:tab/>
         <w:t>5</w:t>
       </w:r>
@@ -128,9 +128,9 @@
           <w:rFonts w:ascii="Times New Roman" w:hAnsi="Times New Roman"/>
           <w:sz w:val="24"/>
         </w:rPr>
-        <w:t>4. Жаттығу бөлімі</w:t>
+        <w:t>4. Ережелер</w:t>
         <w:tab/>
-        <w:t>11</w:t>
+        <w:t>13</w:t>
       </w:r>
     </w:p>
     <w:p>
@@ -145,9 +145,9 @@
           <w:rFonts w:ascii="Times New Roman" w:hAnsi="Times New Roman"/>
           <w:sz w:val="24"/>
         </w:rPr>
-        <w:t>5. Сөздік бөлімі</w:t>
+        <w:t>5. Орысша аударма</w:t>
         <w:tab/>
-        <w:t>12</w:t>
+        <w:t>13</w:t>
       </w:r>
     </w:p>
     <w:p>
@@ -162,9 +162,9 @@
           <w:rFonts w:ascii="Times New Roman" w:hAnsi="Times New Roman"/>
           <w:sz w:val="24"/>
         </w:rPr>
-        <w:t>6. Анықтама бөлімі</w:t>
+        <w:t>6. Практикалық кеңестер</w:t>
         <w:tab/>
-        <w:t>13</w:t>
+        <w:t>14</w:t>
       </w:r>
     </w:p>
     <w:p>
@@ -179,7 +179,7 @@
           <w:rFonts w:ascii="Times New Roman" w:hAnsi="Times New Roman"/>
           <w:sz w:val="24"/>
         </w:rPr>
-        <w:t>7. Прогресті бақылау</w:t>
+        <w:t>7. Нәтижені бақылау</w:t>
         <w:tab/>
         <w:t>15</w:t>
       </w:r>
@@ -258,7 +258,7 @@
           <w:rFonts w:ascii="Times New Roman" w:hAnsi="Times New Roman"/>
           <w:sz w:val="24"/>
         </w:rPr>
-        <w:t>«Тілашар» — орысша сөйлейтін оқушыларға қазақ тілін үйретуге арналған қосымша. Атауы «тіл» (язык) және «ашар» (откроет) сөздерінен құралған: қазақтың алғашқы сөздік-сөйлесулері осылай аталған.</w:t>
+        <w:t>«Тілашар» — қазақ тілінің грамматикасын үйретуге арналған қосымша. Атауы «тіл» (язык) және «ашар» (откроет) сөздерінен құралған: қазақтың алғашқы сөздік-сөйлесулері осылай аталған.</w:t>
       </w:r>
     </w:p>
     <w:p>
@@ -267,7 +267,7 @@
           <w:rFonts w:ascii="Times New Roman" w:hAnsi="Times New Roman"/>
           <w:sz w:val="24"/>
         </w:rPr>
-        <w:t>Қосымша 5–11 сынып оқушыларына арналған. Түсіндірме орыс тілінде беріледі, үйрететіні — қазақ тілі. Әр сабақ үш қадамнан тұрады: диалог, грамматика ережесі және тапсырма.</w:t>
+        <w:t>Қосымшада мұғалім берген грамматика тақырыптары бар. Әр тапсырма үш қадамнан тұрады: Айша мен мұғалімнің тақырып бойынша диалогы, ереже және дұрыс жауапты таңдау тапсырмасы.</w:t>
       </w:r>
     </w:p>
     <w:p>
@@ -276,7 +276,7 @@
           <w:rFonts w:ascii="Times New Roman" w:hAnsi="Times New Roman"/>
           <w:sz w:val="24"/>
         </w:rPr>
-        <w:t>Қосымша браузерде ашылады және телефонға орнатылады. Алғашқы жүктеуден кейін интернетсіз жұмыс істейді. Тіркелу қажет емес, қосымша тегін.</w:t>
+        <w:t>Қосымша браузерде ашылады, телефонға және компьютерге орнатылады. Алғашқы жүктеуден кейін интернетсіз жұмыс істейді. Тіркелу қажет емес, қосымша тегін.</w:t>
       </w:r>
     </w:p>
     <w:p>
@@ -335,7 +335,7 @@
               <a:graphicData uri="http://schemas.openxmlformats.org/drawingml/2006/picture">
                 <pic:pic>
                   <pic:nvPicPr>
-                    <pic:cNvPr id="0" name="01-приветствие.png"/>
+                    <pic:cNvPr id="0" name="01-бастапқы.png"/>
                     <pic:cNvPicPr/>
                   </pic:nvPicPr>
                   <pic:blipFill>
@@ -392,7 +392,7 @@
           <w:rFonts w:ascii="Times New Roman" w:hAnsi="Times New Roman"/>
           <w:sz w:val="24"/>
         </w:rPr>
-        <w:t>Қазақ тілінің тоғыз әрпі — ә ғ қ ң ө ұ ү һ і. Дәл осы әріптер орыс пернетақтасында жоқ, және қосымша осы мәселені шешуден басталды</w:t>
+        <w:t>Екі кейіпкер — Айша мен мұғалім</w:t>
       </w:r>
     </w:p>
     <w:p>
@@ -418,7 +418,7 @@
           <w:rFonts w:ascii="Times New Roman" w:hAnsi="Times New Roman"/>
           <w:sz w:val="24"/>
         </w:rPr>
-        <w:t>Сабақтар, тапсырмалар және жаттығу түрлерінің саны</w:t>
+        <w:t>Әр тапсырманың үш қадамы: диалог, ереже, тапсырма</w:t>
       </w:r>
     </w:p>
     <w:p>
@@ -431,16 +431,29 @@
           <w:rFonts w:ascii="Times New Roman" w:hAnsi="Times New Roman"/>
           <w:sz w:val="24"/>
         </w:rPr>
-        <w:t>Деңгейді таңдау</w:t>
+        <w:t>Тақырыптар мен тапсырмалар саны</w:t>
       </w:r>
     </w:p>
     <w:p>
       <w:pPr>
+        <w:pStyle w:val="ListBullet"/>
+        <w:spacing w:after="40"/>
+      </w:pPr>
+      <w:r>
+        <w:rPr>
+          <w:rFonts w:ascii="Times New Roman" w:hAnsi="Times New Roman"/>
+          <w:sz w:val="24"/>
+        </w:rPr>
+        <w:t>Тілді өзгерту түймесі және «Бастау» түймесі</w:t>
+      </w:r>
+    </w:p>
+    <w:p>
+      <w:pPr>
         <w:pStyle w:val="Heading2"/>
         <w:keepNext/>
       </w:pPr>
       <w:r>
-        <w:t>1.2. Деңгейді таңдау</w:t>
+        <w:t>1.2. Тілді таңдау</w:t>
       </w:r>
     </w:p>
     <w:p>
@@ -449,7 +462,7 @@
           <w:rFonts w:ascii="Times New Roman" w:hAnsi="Times New Roman"/>
           <w:sz w:val="24"/>
         </w:rPr>
-        <w:t>Үш деңгей бар:</w:t>
+        <w:t>Қосымша әдепкіде қазақша ашылады. Жоғарғы оң жақтағы «Рус» түймесі түймелер мен жазуларды орысшаға ауыстырады және мәтіндердің астына орысша аудармасын қосады. «Қаз» түймесі бәрін қазақшаға қайтарады.</w:t>
       </w:r>
     </w:p>
     <w:tbl>
@@ -459,14 +472,13 @@
         <w:tblLook w:firstColumn="1" w:firstRow="1" w:lastColumn="0" w:lastRow="0" w:noHBand="0" w:noVBand="1" w:val="04A0"/>
       </w:tblPr>
       <w:tblGrid>
-        <w:gridCol w:w="2835"/>
-        <w:gridCol w:w="2835"/>
-        <w:gridCol w:w="2835"/>
+        <w:gridCol w:w="4252"/>
+        <w:gridCol w:w="4252"/>
       </w:tblGrid>
       <w:tr>
         <w:tc>
           <w:tcPr>
-            <w:tcW w:type="dxa" w:w="2835"/>
+            <w:tcW w:type="dxa" w:w="4252"/>
           </w:tcPr>
           <w:p>
             <w:pPr>
@@ -479,13 +491,13 @@
                 <w:b/>
                 <w:sz w:val="21"/>
               </w:rPr>
-              <w:t>Деңгей</w:t>
+              <w:t>Түйме</w:t>
             </w:r>
           </w:p>
         </w:tc>
         <w:tc>
           <w:tcPr>
-            <w:tcW w:type="dxa" w:w="2835"/>
+            <w:tcW w:type="dxa" w:w="4252"/>
           </w:tcPr>
           <w:p>
             <w:pPr>
@@ -498,26 +510,7 @@
                 <w:b/>
                 <w:sz w:val="21"/>
               </w:rPr>
-              <w:t>Сынып</w:t>
-            </w:r>
-          </w:p>
-        </w:tc>
-        <w:tc>
-          <w:tcPr>
-            <w:tcW w:type="dxa" w:w="2835"/>
-          </w:tcPr>
-          <w:p>
-            <w:pPr>
-              <w:spacing w:after="40"/>
-            </w:pPr>
-            <w:r/>
-            <w:r>
-              <w:rPr>
-                <w:rFonts w:ascii="Times New Roman" w:hAnsi="Times New Roman"/>
-                <w:b/>
-                <w:sz w:val="21"/>
-              </w:rPr>
-              <w:t>Сабақ саны</w:t>
+              <w:t>Не өзгереді</w:t>
             </w:r>
           </w:p>
         </w:tc>
@@ -525,7 +518,7 @@
       <w:tr>
         <w:tc>
           <w:tcPr>
-            <w:tcW w:type="dxa" w:w="2835"/>
+            <w:tcW w:type="dxa" w:w="4252"/>
           </w:tcPr>
           <w:p>
             <w:pPr>
@@ -537,13 +530,13 @@
                 <w:rFonts w:ascii="Times New Roman" w:hAnsi="Times New Roman"/>
                 <w:sz w:val="21"/>
               </w:rPr>
-              <w:t>Бастау</w:t>
+              <w:t>Қаз</w:t>
             </w:r>
           </w:p>
         </w:tc>
         <w:tc>
           <w:tcPr>
-            <w:tcW w:type="dxa" w:w="2835"/>
+            <w:tcW w:type="dxa" w:w="4252"/>
           </w:tcPr>
           <w:p>
             <w:pPr>
@@ -555,13 +548,15 @@
                 <w:rFonts w:ascii="Times New Roman" w:hAnsi="Times New Roman"/>
                 <w:sz w:val="21"/>
               </w:rPr>
-              <w:t>5–7 сынып</w:t>
+              <w:t>Бәрі қазақша, аударма көрсетілмейді</w:t>
             </w:r>
           </w:p>
         </w:tc>
+      </w:tr>
+      <w:tr>
         <w:tc>
           <w:tcPr>
-            <w:tcW w:type="dxa" w:w="2835"/>
+            <w:tcW w:type="dxa" w:w="4252"/>
           </w:tcPr>
           <w:p>
             <w:pPr>
@@ -573,15 +568,13 @@
                 <w:rFonts w:ascii="Times New Roman" w:hAnsi="Times New Roman"/>
                 <w:sz w:val="21"/>
               </w:rPr>
-              <w:t>12 сабақ</w:t>
+              <w:t>Рус</w:t>
             </w:r>
           </w:p>
         </w:tc>
-      </w:tr>
-      <w:tr>
         <w:tc>
           <w:tcPr>
-            <w:tcW w:type="dxa" w:w="2835"/>
+            <w:tcW w:type="dxa" w:w="4252"/>
           </w:tcPr>
           <w:p>
             <w:pPr>
@@ -593,99 +586,7 @@
                 <w:rFonts w:ascii="Times New Roman" w:hAnsi="Times New Roman"/>
                 <w:sz w:val="21"/>
               </w:rPr>
-              <w:t>Сенімді</w:t>
-            </w:r>
-          </w:p>
-        </w:tc>
-        <w:tc>
-          <w:tcPr>
-            <w:tcW w:type="dxa" w:w="2835"/>
-          </w:tcPr>
-          <w:p>
-            <w:pPr>
-              <w:spacing w:after="40"/>
-            </w:pPr>
-            <w:r/>
-            <w:r>
-              <w:rPr>
-                <w:rFonts w:ascii="Times New Roman" w:hAnsi="Times New Roman"/>
-                <w:sz w:val="21"/>
-              </w:rPr>
-              <w:t>7–9 сынып</w:t>
-            </w:r>
-          </w:p>
-        </w:tc>
-        <w:tc>
-          <w:tcPr>
-            <w:tcW w:type="dxa" w:w="2835"/>
-          </w:tcPr>
-          <w:p>
-            <w:pPr>
-              <w:spacing w:after="40"/>
-            </w:pPr>
-            <w:r/>
-            <w:r>
-              <w:rPr>
-                <w:rFonts w:ascii="Times New Roman" w:hAnsi="Times New Roman"/>
-                <w:sz w:val="21"/>
-              </w:rPr>
-              <w:t>7 сабақ</w:t>
-            </w:r>
-          </w:p>
-        </w:tc>
-      </w:tr>
-      <w:tr>
-        <w:tc>
-          <w:tcPr>
-            <w:tcW w:type="dxa" w:w="2835"/>
-          </w:tcPr>
-          <w:p>
-            <w:pPr>
-              <w:spacing w:after="40"/>
-            </w:pPr>
-            <w:r/>
-            <w:r>
-              <w:rPr>
-                <w:rFonts w:ascii="Times New Roman" w:hAnsi="Times New Roman"/>
-                <w:sz w:val="21"/>
-              </w:rPr>
-              <w:t>Еркін</w:t>
-            </w:r>
-          </w:p>
-        </w:tc>
-        <w:tc>
-          <w:tcPr>
-            <w:tcW w:type="dxa" w:w="2835"/>
-          </w:tcPr>
-          <w:p>
-            <w:pPr>
-              <w:spacing w:after="40"/>
-            </w:pPr>
-            <w:r/>
-            <w:r>
-              <w:rPr>
-                <w:rFonts w:ascii="Times New Roman" w:hAnsi="Times New Roman"/>
-                <w:sz w:val="21"/>
-              </w:rPr>
-              <w:t>9–11 сынып</w:t>
-            </w:r>
-          </w:p>
-        </w:tc>
-        <w:tc>
-          <w:tcPr>
-            <w:tcW w:type="dxa" w:w="2835"/>
-          </w:tcPr>
-          <w:p>
-            <w:pPr>
-              <w:spacing w:after="40"/>
-            </w:pPr>
-            <w:r/>
-            <w:r>
-              <w:rPr>
-                <w:rFonts w:ascii="Times New Roman" w:hAnsi="Times New Roman"/>
-                <w:sz w:val="21"/>
-              </w:rPr>
-              <w:t>7 сабақ</w:t>
+              <w:t>Түймелер орысша, диалог пен ереженің астында аударма</w:t>
             </w:r>
           </w:p>
         </w:tc>
@@ -702,7 +603,7 @@
           <w:rFonts w:ascii="Times New Roman" w:hAnsi="Times New Roman"/>
           <w:sz w:val="24"/>
         </w:rPr>
-        <w:t>Деңгей — бағдар, шектеу емес. Сабақтар құлыпталмайды, деңгейді кез келген уақытта ауыстыруға болады.</w:t>
+        <w:t>Тапсырма мен жауап нұсқалары екі режимде де қазақша қалады: қосымша қазақ тілін үйретеді.</w:t>
       </w:r>
     </w:p>
     <w:p>
@@ -733,7 +634,7 @@
           <w:rFonts w:ascii="Times New Roman" w:hAnsi="Times New Roman"/>
           <w:sz w:val="24"/>
         </w:rPr>
-        <w:t>Android: браузер мәзірі («⋮») → «Қосымшаны орнату». Немесе GitHub-тан дайын APK файлын жүктеу</w:t>
+        <w:t>Android: браузер мәзірі («⋮») → «Қосымшаны орнату». Немесе жинақтағы Tilashar.apk файлын орнату</w:t>
       </w:r>
     </w:p>
     <w:p>
@@ -755,7 +656,7 @@
           <w:rFonts w:ascii="Times New Roman" w:hAnsi="Times New Roman"/>
           <w:sz w:val="24"/>
         </w:rPr>
-        <w:t>iPhone-да «Негізгі экранға» қосу міндетті: әйтпесе iOS шамамен бір аптадан кейін сайттың сақталған деректерін, оның ішінде прогрессті де тазалауы мүмкін.</w:t>
+        <w:t>iPhone-да «Негізгі экранға» қосу міндетті: әйтпесе iOS шамамен бір аптадан кейін сайттың сақталған деректерін, оның ішінде нәтижелерді де тазалауы мүмкін.</w:t>
       </w:r>
     </w:p>
     <w:p>
@@ -773,33 +674,7 @@
           <w:rFonts w:ascii="Times New Roman" w:hAnsi="Times New Roman"/>
           <w:sz w:val="24"/>
         </w:rPr>
-        <w:t>Жинақтағы 4-Қосымша/Windows қалтасында екі файл бар:</w:t>
-      </w:r>
-    </w:p>
-    <w:p>
-      <w:pPr>
-        <w:pStyle w:val="ListBullet"/>
-        <w:spacing w:after="40"/>
-      </w:pPr>
-      <w:r>
-        <w:rPr>
-          <w:rFonts w:ascii="Times New Roman" w:hAnsi="Times New Roman"/>
-          <w:sz w:val="24"/>
-        </w:rPr>
-        <w:t>Tilashar-Setup-2.0.0.exe — орнатушы: бағдарламаны компьютерге орнатады және жұмыс үстеліне таңбаша қояды</w:t>
-      </w:r>
-    </w:p>
-    <w:p>
-      <w:pPr>
-        <w:pStyle w:val="ListBullet"/>
-        <w:spacing w:after="40"/>
-      </w:pPr>
-      <w:r>
-        <w:rPr>
-          <w:rFonts w:ascii="Times New Roman" w:hAnsi="Times New Roman"/>
-          <w:sz w:val="24"/>
-        </w:rPr>
-        <w:t>Tilashar-portable-2.0.0.exe — орнатпай-ақ іске қосылады, флешкадан да</w:t>
+        <w:t>Жинақтағы 4-Қосымша/Windows қалтасында Tilashar-Setup-3.0.0.exe орнатушысы бар. Ол бағдарламаны компьютерге орнатады және жұмыс үстеліне таңбаша қояды.</w:t>
       </w:r>
     </w:p>
     <w:p>
@@ -817,7 +692,7 @@
           <w:rFonts w:ascii="Times New Roman" w:hAnsi="Times New Roman"/>
           <w:sz w:val="24"/>
         </w:rPr>
-        <w:t>Компьютердегі нұсқа интернетсіз толық жұмыс істейді: барлық сабақ, сөздік және дыбыстау жазбалары бағдарламаның өз ішінде.</w:t>
+        <w:t>Компьютердегі нұсқа интернетсіз толық жұмыс істейді: барлық тақырып пен дыбыс жазбалары бағдарламаның өз ішінде.</w:t>
       </w:r>
     </w:p>
     <w:p>
@@ -838,7 +713,7 @@
         <w:keepNext/>
       </w:pPr>
       <w:r>
-        <w:t>2.1. Төменгі панель</w:t>
+        <w:t>2.1. Экрандар</w:t>
       </w:r>
     </w:p>
     <w:p>
@@ -847,73 +722,178 @@
           <w:rFonts w:ascii="Times New Roman" w:hAnsi="Times New Roman"/>
           <w:sz w:val="24"/>
         </w:rPr>
-        <w:t>Экранның төменгі жағында бес бөлім тұрады. Олар кез келген экраннан қолжетімді:</w:t>
+        <w:t>Қосымшада үш экран бар:</w:t>
       </w:r>
     </w:p>
+    <w:tbl>
+      <w:tblPr>
+        <w:tblStyle w:val="TableGrid"/>
+        <w:tblW w:type="auto" w:w="0"/>
+        <w:tblLook w:firstColumn="1" w:firstRow="1" w:lastColumn="0" w:lastRow="0" w:noHBand="0" w:noVBand="1" w:val="04A0"/>
+      </w:tblPr>
+      <w:tblGrid>
+        <w:gridCol w:w="4252"/>
+        <w:gridCol w:w="4252"/>
+      </w:tblGrid>
+      <w:tr>
+        <w:tc>
+          <w:tcPr>
+            <w:tcW w:type="dxa" w:w="4252"/>
+          </w:tcPr>
+          <w:p>
+            <w:pPr>
+              <w:spacing w:after="40"/>
+            </w:pPr>
+            <w:r/>
+            <w:r>
+              <w:rPr>
+                <w:rFonts w:ascii="Times New Roman" w:hAnsi="Times New Roman"/>
+                <w:b/>
+                <w:sz w:val="21"/>
+              </w:rPr>
+              <w:t>Экран</w:t>
+            </w:r>
+          </w:p>
+        </w:tc>
+        <w:tc>
+          <w:tcPr>
+            <w:tcW w:type="dxa" w:w="4252"/>
+          </w:tcPr>
+          <w:p>
+            <w:pPr>
+              <w:spacing w:after="40"/>
+            </w:pPr>
+            <w:r/>
+            <w:r>
+              <w:rPr>
+                <w:rFonts w:ascii="Times New Roman" w:hAnsi="Times New Roman"/>
+                <w:b/>
+                <w:sz w:val="21"/>
+              </w:rPr>
+              <w:t>Не бар</w:t>
+            </w:r>
+          </w:p>
+        </w:tc>
+      </w:tr>
+      <w:tr>
+        <w:tc>
+          <w:tcPr>
+            <w:tcW w:type="dxa" w:w="4252"/>
+          </w:tcPr>
+          <w:p>
+            <w:pPr>
+              <w:spacing w:after="40"/>
+            </w:pPr>
+            <w:r/>
+            <w:r>
+              <w:rPr>
+                <w:rFonts w:ascii="Times New Roman" w:hAnsi="Times New Roman"/>
+                <w:sz w:val="21"/>
+              </w:rPr>
+              <w:t>Бастапқы экран</w:t>
+            </w:r>
+          </w:p>
+        </w:tc>
+        <w:tc>
+          <w:tcPr>
+            <w:tcW w:type="dxa" w:w="4252"/>
+          </w:tcPr>
+          <w:p>
+            <w:pPr>
+              <w:spacing w:after="40"/>
+            </w:pPr>
+            <w:r/>
+            <w:r>
+              <w:rPr>
+                <w:rFonts w:ascii="Times New Roman" w:hAnsi="Times New Roman"/>
+                <w:sz w:val="21"/>
+              </w:rPr>
+              <w:t>Кейіпкерлер, қосымшаның сипаттамасы, «Бастау» түймесі</w:t>
+            </w:r>
+          </w:p>
+        </w:tc>
+      </w:tr>
+      <w:tr>
+        <w:tc>
+          <w:tcPr>
+            <w:tcW w:type="dxa" w:w="4252"/>
+          </w:tcPr>
+          <w:p>
+            <w:pPr>
+              <w:spacing w:after="40"/>
+            </w:pPr>
+            <w:r/>
+            <w:r>
+              <w:rPr>
+                <w:rFonts w:ascii="Times New Roman" w:hAnsi="Times New Roman"/>
+                <w:sz w:val="21"/>
+              </w:rPr>
+              <w:t>Тақырыптар</w:t>
+            </w:r>
+          </w:p>
+        </w:tc>
+        <w:tc>
+          <w:tcPr>
+            <w:tcW w:type="dxa" w:w="4252"/>
+          </w:tcPr>
+          <w:p>
+            <w:pPr>
+              <w:spacing w:after="40"/>
+            </w:pPr>
+            <w:r/>
+            <w:r>
+              <w:rPr>
+                <w:rFonts w:ascii="Times New Roman" w:hAnsi="Times New Roman"/>
+                <w:sz w:val="21"/>
+              </w:rPr>
+              <w:t>Мұғалімнің парақшасындағы ретпен барлық тақырып</w:t>
+            </w:r>
+          </w:p>
+        </w:tc>
+      </w:tr>
+      <w:tr>
+        <w:tc>
+          <w:tcPr>
+            <w:tcW w:type="dxa" w:w="4252"/>
+          </w:tcPr>
+          <w:p>
+            <w:pPr>
+              <w:spacing w:after="40"/>
+            </w:pPr>
+            <w:r/>
+            <w:r>
+              <w:rPr>
+                <w:rFonts w:ascii="Times New Roman" w:hAnsi="Times New Roman"/>
+                <w:sz w:val="21"/>
+              </w:rPr>
+              <w:t>Тақырып</w:t>
+            </w:r>
+          </w:p>
+        </w:tc>
+        <w:tc>
+          <w:tcPr>
+            <w:tcW w:type="dxa" w:w="4252"/>
+          </w:tcPr>
+          <w:p>
+            <w:pPr>
+              <w:spacing w:after="40"/>
+            </w:pPr>
+            <w:r/>
+            <w:r>
+              <w:rPr>
+                <w:rFonts w:ascii="Times New Roman" w:hAnsi="Times New Roman"/>
+                <w:sz w:val="21"/>
+              </w:rPr>
+              <w:t>Тапсырмалар: диалог → ереже → тапсырма, соңында қорытынды</w:t>
+            </w:r>
+          </w:p>
+        </w:tc>
+      </w:tr>
+    </w:tbl>
     <w:p>
       <w:pPr>
-        <w:pStyle w:val="ListBullet"/>
-        <w:spacing w:after="40"/>
-      </w:pPr>
-      <w:r>
-        <w:rPr>
-          <w:rFonts w:ascii="Times New Roman" w:hAnsi="Times New Roman"/>
-          <w:sz w:val="24"/>
-        </w:rPr>
-        <w:t>Оқу — сабақтар жолы</w:t>
-      </w:r>
-    </w:p>
-    <w:p>
-      <w:pPr>
-        <w:pStyle w:val="ListBullet"/>
-        <w:spacing w:after="40"/>
-      </w:pPr>
-      <w:r>
-        <w:rPr>
-          <w:rFonts w:ascii="Times New Roman" w:hAnsi="Times New Roman"/>
-          <w:sz w:val="24"/>
-        </w:rPr>
-        <w:t>Жаттығу — күнделікті мақсат, қайталау, карточкалар, спринт</w:t>
-      </w:r>
-    </w:p>
-    <w:p>
-      <w:pPr>
-        <w:pStyle w:val="ListBullet"/>
-        <w:spacing w:after="40"/>
-      </w:pPr>
-      <w:r>
-        <w:rPr>
-          <w:rFonts w:ascii="Times New Roman" w:hAnsi="Times New Roman"/>
-          <w:sz w:val="24"/>
-        </w:rPr>
-        <w:t>Сөздік — сабақтардан жиналған сөздер</w:t>
-      </w:r>
-    </w:p>
-    <w:p>
-      <w:pPr>
-        <w:pStyle w:val="ListBullet"/>
-        <w:spacing w:after="40"/>
-      </w:pPr>
-      <w:r>
-        <w:rPr>
-          <w:rFonts w:ascii="Times New Roman" w:hAnsi="Times New Roman"/>
-          <w:sz w:val="24"/>
-        </w:rPr>
-        <w:t>Анықтама — ережелер, тақырыптар және жалғау кестелері</w:t>
-      </w:r>
-    </w:p>
-    <w:p>
-      <w:pPr>
-        <w:pStyle w:val="ListBullet"/>
-        <w:spacing w:after="40"/>
-      </w:pPr>
-      <w:r>
-        <w:rPr>
-          <w:rFonts w:ascii="Times New Roman" w:hAnsi="Times New Roman"/>
-          <w:sz w:val="24"/>
-        </w:rPr>
-        <w:t>Профиль — статистика, марапаттар, баптаулар</w:t>
-      </w:r>
+        <w:spacing w:after="80"/>
+      </w:pPr>
     </w:p>
     <w:p>
       <w:pPr>
@@ -947,7 +927,7 @@
           <w:rFonts w:ascii="Times New Roman" w:hAnsi="Times New Roman"/>
           <w:sz w:val="24"/>
         </w:rPr>
-        <w:t>Күнделікті серия — қатарынан неше күн шұғылданғаныңыз</w:t>
+        <w:t>Қаз / Рус — тілді өзгерту</w:t>
       </w:r>
     </w:p>
     <w:p>
@@ -960,20 +940,7 @@
           <w:rFonts w:ascii="Times New Roman" w:hAnsi="Times New Roman"/>
           <w:sz w:val="24"/>
         </w:rPr>
-        <w:t>Ұпай (XP) — жиналған балл</w:t>
-      </w:r>
-    </w:p>
-    <w:p>
-      <w:pPr>
-        <w:pStyle w:val="ListBullet"/>
-        <w:spacing w:after="40"/>
-      </w:pPr>
-      <w:r>
-        <w:rPr>
-          <w:rFonts w:ascii="Times New Roman" w:hAnsi="Times New Roman"/>
-          <w:sz w:val="24"/>
-        </w:rPr>
-        <w:t>Оралу түймесі — әр экранда бар, әрі қайда оралатыны жазылған (мысалы, «Сабақтарға», «Анықтамаға»)</w:t>
+        <w:t>Оралу түймесі — «Тақырыптар» деп жазылған, тақырыптар тізіміне қайтарады</w:t>
       </w:r>
     </w:p>
     <w:p>
@@ -982,7 +949,7 @@
           <w:rFonts w:ascii="Times New Roman" w:hAnsi="Times New Roman"/>
           <w:sz w:val="24"/>
         </w:rPr>
-        <w:t>Сабақтан шығар алдында растау сұралады — байқаусыз шығып, прогрессті жоғалтып алмау үшін.</w:t>
+        <w:t>Жауап берілгеннен кейін тақырыптан шығар алдында растау сұралады — байқаусыз шығып, жауаптарды жоғалтып алмау үшін.</w:t>
       </w:r>
     </w:p>
     <w:p>
@@ -994,7 +961,7 @@
         </w:pBdr>
       </w:pPr>
       <w:r>
-        <w:t>3. Сабақтармен жұмыс</w:t>
+        <w:t>3. Тақырыптармен жұмыс</w:t>
       </w:r>
     </w:p>
     <w:p>
@@ -1003,7 +970,7 @@
         <w:keepNext/>
       </w:pPr>
       <w:r>
-        <w:t>3.1. Сабақты таңдау</w:t>
+        <w:t>3.1. Тақырыпты таңдау</w:t>
       </w:r>
     </w:p>
     <w:p>
@@ -1012,7 +979,7 @@
           <w:rFonts w:ascii="Times New Roman" w:hAnsi="Times New Roman"/>
           <w:sz w:val="24"/>
         </w:rPr>
-        <w:t>«Оқу» бөлімінде сабақтар жолы көрсетіледі: өтілгені, ағымдағысы және алдағысы. Келесі сабақ ерекшеленіп тұрады.</w:t>
+        <w:t>Тақырыптар экранында мұғалімнің парақшасындағы ретпен жеті тақырып тұр. Келесі өтілмеген тақырып ерекшеленіп тұрады.</w:t>
       </w:r>
     </w:p>
     <w:p>
@@ -1023,7 +990,7 @@
       <w:r>
         <w:drawing>
           <wp:inline xmlns:a="http://schemas.openxmlformats.org/drawingml/2006/main" xmlns:pic="http://schemas.openxmlformats.org/drawingml/2006/picture">
-            <wp:extent cx="2592000" cy="5563080"/>
+            <wp:extent cx="2592000" cy="5572800"/>
             <wp:docPr id="2" name="Picture 2"/>
             <wp:cNvGraphicFramePr>
               <a:graphicFrameLocks noChangeAspect="1"/>
@@ -1032,7 +999,7 @@
               <a:graphicData uri="http://schemas.openxmlformats.org/drawingml/2006/picture">
                 <pic:pic>
                   <pic:nvPicPr>
-                    <pic:cNvPr id="0" name="02-учиться.png"/>
+                    <pic:cNvPr id="0" name="02-тақырыптар.png"/>
                     <pic:cNvPicPr/>
                   </pic:nvPicPr>
                   <pic:blipFill>
@@ -1044,7 +1011,7 @@
                   <pic:spPr>
                     <a:xfrm>
                       <a:off x="0" y="0"/>
-                      <a:ext cx="2592000" cy="5563080"/>
+                      <a:ext cx="2592000" cy="5572800"/>
                     </a:xfrm>
                     <a:prstGeom prst="rect"/>
                   </pic:spPr>
@@ -1067,7 +1034,7 @@
           <w:color w:val="555D68"/>
           <w:sz w:val="20"/>
         </w:rPr>
-        <w:t>2-сурет. Сабақтар жолы</w:t>
+        <w:t>2-сурет. Тақырыптар тізімі</w:t>
       </w:r>
     </w:p>
     <w:p>
@@ -1076,7 +1043,7 @@
           <w:rFonts w:ascii="Times New Roman" w:hAnsi="Times New Roman"/>
           <w:sz w:val="24"/>
         </w:rPr>
-        <w:t>Әр сабақ карточкасында: атауы, қысқаша сипаттамасы, қадам саны және прогрессі. Сабақтар оқу блоктарына бөлінген.</w:t>
+        <w:t>Әр тақырыпта: реттік нөмірі, атауы және тапсырма саны. Өтілген тақырып белгімен, жанында дұрыс жауап санымен көрсетіледі. Тақырыптар құлыпталмайды — кез келгенін бірден ашуға болады.</w:t>
       </w:r>
     </w:p>
     <w:p>
@@ -1085,7 +1052,7 @@
         <w:keepNext/>
       </w:pPr>
       <w:r>
-        <w:t>3.2. Сабақ экранының құрылымы</w:t>
+        <w:t>3.2. Тақырып экранының құрылымы</w:t>
       </w:r>
     </w:p>
     <w:p>
@@ -1094,7 +1061,7 @@
           <w:rFonts w:ascii="Times New Roman" w:hAnsi="Times New Roman"/>
           <w:sz w:val="24"/>
         </w:rPr>
-        <w:t>Сабақ қадамдардан тұрады, әр қадам бес фазадан өтеді:</w:t>
+        <w:t>Тақырып бірнеше тапсырмадан тұрады, әр тапсырма үш фазадан өтеді:</w:t>
       </w:r>
     </w:p>
     <w:tbl>
@@ -1180,7 +1147,7 @@
                 <w:rFonts w:ascii="Times New Roman" w:hAnsi="Times New Roman"/>
                 <w:sz w:val="21"/>
               </w:rPr>
-              <w:t>Кейіпкерлердің сөйлесуі, әр реплика аудармасымен</w:t>
+              <w:t>Айша мен мұғалімнің тақырып бойынша қысқа сөйлесуі</w:t>
             </w:r>
           </w:p>
         </w:tc>
@@ -1218,7 +1185,7 @@
                 <w:rFonts w:ascii="Times New Roman" w:hAnsi="Times New Roman"/>
                 <w:sz w:val="21"/>
               </w:rPr>
-              <w:t>Осы диалогта қолданылған грамматика ережесі</w:t>
+              <w:t>Осы тақырыптың грамматика ережесі</w:t>
             </w:r>
           </w:p>
         </w:tc>
@@ -1256,45 +1223,7 @@
                 <w:rFonts w:ascii="Times New Roman" w:hAnsi="Times New Roman"/>
                 <w:sz w:val="21"/>
               </w:rPr>
-              <w:t>Практикалық тапсырма және жауап енгізу</w:t>
-            </w:r>
-          </w:p>
-        </w:tc>
-      </w:tr>
-      <w:tr>
-        <w:tc>
-          <w:tcPr>
-            <w:tcW w:type="dxa" w:w="4252"/>
-          </w:tcPr>
-          <w:p>
-            <w:pPr>
-              <w:spacing w:after="40"/>
-            </w:pPr>
-            <w:r/>
-            <w:r>
-              <w:rPr>
-                <w:rFonts w:ascii="Times New Roman" w:hAnsi="Times New Roman"/>
-                <w:sz w:val="21"/>
-              </w:rPr>
-              <w:t>Талдау</w:t>
-            </w:r>
-          </w:p>
-        </w:tc>
-        <w:tc>
-          <w:tcPr>
-            <w:tcW w:type="dxa" w:w="4252"/>
-          </w:tcPr>
-          <w:p>
-            <w:pPr>
-              <w:spacing w:after="40"/>
-            </w:pPr>
-            <w:r/>
-            <w:r>
-              <w:rPr>
-                <w:rFonts w:ascii="Times New Roman" w:hAnsi="Times New Roman"/>
-                <w:sz w:val="21"/>
-              </w:rPr>
-              <w:t>Жауап дұрыс па, дұрыс жазылуы қандай, мұғалімнің түсіндірмесі</w:t>
+              <w:t>Дұрыс жауапты таңдау, жауапты тексеру</w:t>
             </w:r>
           </w:p>
         </w:tc>
@@ -1332,7 +1261,7 @@
                 <w:rFonts w:ascii="Times New Roman" w:hAnsi="Times New Roman"/>
                 <w:sz w:val="21"/>
               </w:rPr>
-              <w:t>Сабақ нәтижесі және қателерді қайта өту</w:t>
+              <w:t>Тақырып соңында: дұрыс жауап саны</w:t>
             </w:r>
           </w:p>
         </w:tc>
@@ -1349,7 +1278,7 @@
           <w:rFonts w:ascii="Times New Roman" w:hAnsi="Times New Roman"/>
           <w:sz w:val="24"/>
         </w:rPr>
-        <w:t>Экранның жоғарғы жағында қадам нөмірі (мысалы, «Қадам 3 / 6») және прогресс жолағы тұрады. Одан төмен — сабақтың үш қадамы: Диалог → Ереже → Тапсырма. Өтілгені жасыл, ағымдағысы ерекшеленген.</w:t>
+        <w:t>Экранның жоғарғы жағында тақырып атауы, тапсырма нөмірі (мысалы, «1 / 3») және прогресс жолағы тұрады. Одан төмен — үш қадамның белгісі: Диалог → Ереже → Тапсырма. Өтілгені белгіленіп, ағымдағысы ерекшеленеді.</w:t>
       </w:r>
     </w:p>
     <w:p>
@@ -1358,7 +1287,7 @@
         <w:keepNext/>
       </w:pPr>
       <w:r>
-        <w:t>3.3. Сабақты өту тәртібі</w:t>
+        <w:t>3.3. Тапсырманы өту тәртібі</w:t>
       </w:r>
     </w:p>
     <w:p>
@@ -1367,7 +1296,7 @@
           <w:rFonts w:ascii="Times New Roman" w:hAnsi="Times New Roman"/>
           <w:sz w:val="24"/>
         </w:rPr>
-        <w:t>1-қадам. Диалогты оқу. Әр репликада кейіпкердің аты, қазақша мәтіні және орысша аудармасы беріледі.</w:t>
+        <w:t>1-қадам. Диалогты оқу. Әр репликада кейіпкердің суреті, аты және қазақша мәтіні беріледі.</w:t>
       </w:r>
     </w:p>
     <w:p>
@@ -1378,7 +1307,7 @@
       <w:r>
         <w:drawing>
           <wp:inline xmlns:a="http://schemas.openxmlformats.org/drawingml/2006/main" xmlns:pic="http://schemas.openxmlformats.org/drawingml/2006/picture">
-            <wp:extent cx="2592000" cy="2660040"/>
+            <wp:extent cx="2592000" cy="5572800"/>
             <wp:docPr id="3" name="Picture 3"/>
             <wp:cNvGraphicFramePr>
               <a:graphicFrameLocks noChangeAspect="1"/>
@@ -1387,7 +1316,7 @@
               <a:graphicData uri="http://schemas.openxmlformats.org/drawingml/2006/picture">
                 <pic:pic>
                   <pic:nvPicPr>
-                    <pic:cNvPr id="0" name="03-урок-диалог.png"/>
+                    <pic:cNvPr id="0" name="03-диалог.png"/>
                     <pic:cNvPicPr/>
                   </pic:nvPicPr>
                   <pic:blipFill>
@@ -1399,7 +1328,7 @@
                   <pic:spPr>
                     <a:xfrm>
                       <a:off x="0" y="0"/>
-                      <a:ext cx="2592000" cy="2660040"/>
+                      <a:ext cx="2592000" cy="5572800"/>
                     </a:xfrm>
                     <a:prstGeom prst="rect"/>
                   </pic:spPr>
@@ -1422,7 +1351,7 @@
           <w:color w:val="555D68"/>
           <w:sz w:val="20"/>
         </w:rPr>
-        <w:t>3-сурет. Диалог фазасы</w:t>
+        <w:t>3-сурет. Диалог</w:t>
       </w:r>
     </w:p>
     <w:p>
@@ -1431,7 +1360,7 @@
           <w:rFonts w:ascii="Times New Roman" w:hAnsi="Times New Roman"/>
           <w:sz w:val="24"/>
         </w:rPr>
-        <w:t>Әр репликаның жанында тыңдау түймесі бар. Оны бассаңыз, реплика қазақ дауысымен айтылады, ал кейіпкер сол уақыт ішінде тербеліп қозғалады — кім сөйлеп тұрғаны көрініп тұрады.</w:t>
+        <w:t>Әр репликаның жанында тыңдау түймесі бар. Оны бассаңыз, реплика қазақ дауысымен айтылады, ал кейіпкер сол уақыт ішінде тербеліп қозғалады. Диалогты оқып болған соң «Ережеге өту» түймесін басыңыз.</w:t>
       </w:r>
     </w:p>
     <w:p>
@@ -1440,7 +1369,7 @@
           <w:rFonts w:ascii="Times New Roman" w:hAnsi="Times New Roman"/>
           <w:sz w:val="24"/>
         </w:rPr>
-        <w:t>2-қадам. Грамматика ережесімен танысу. Ереже екі тілде де беріледі, төменде мұғалімнің кеңесі тұрады.</w:t>
+        <w:t>2-қадам. Ережені оқу. Ереженің қасында мұғалімнің суреті тұрады. Оқып болған соң «Тапсырмаға өту» түймесін басыңыз.</w:t>
       </w:r>
     </w:p>
     <w:p>
@@ -1451,7 +1380,7 @@
       <w:r>
         <w:drawing>
           <wp:inline xmlns:a="http://schemas.openxmlformats.org/drawingml/2006/main" xmlns:pic="http://schemas.openxmlformats.org/drawingml/2006/picture">
-            <wp:extent cx="2592000" cy="4571640"/>
+            <wp:extent cx="2592000" cy="5572800"/>
             <wp:docPr id="4" name="Picture 4"/>
             <wp:cNvGraphicFramePr>
               <a:graphicFrameLocks noChangeAspect="1"/>
@@ -1460,7 +1389,7 @@
               <a:graphicData uri="http://schemas.openxmlformats.org/drawingml/2006/picture">
                 <pic:pic>
                   <pic:nvPicPr>
-                    <pic:cNvPr id="0" name="04-урок-правило.png"/>
+                    <pic:cNvPr id="0" name="04-ереже.png"/>
                     <pic:cNvPicPr/>
                   </pic:nvPicPr>
                   <pic:blipFill>
@@ -1472,7 +1401,7 @@
                   <pic:spPr>
                     <a:xfrm>
                       <a:off x="0" y="0"/>
-                      <a:ext cx="2592000" cy="4571640"/>
+                      <a:ext cx="2592000" cy="5572800"/>
                     </a:xfrm>
                     <a:prstGeom prst="rect"/>
                   </pic:spPr>
@@ -1495,7 +1424,7 @@
           <w:color w:val="555D68"/>
           <w:sz w:val="20"/>
         </w:rPr>
-        <w:t>4-сурет. Ереже фазасы</w:t>
+        <w:t>4-сурет. Ереже</w:t>
       </w:r>
     </w:p>
     <w:p>
@@ -1504,7 +1433,7 @@
           <w:rFonts w:ascii="Times New Roman" w:hAnsi="Times New Roman"/>
           <w:sz w:val="24"/>
         </w:rPr>
-        <w:t>3-қадам. Тапсырманы орындау. Жауапты өрісіне жазып, «Тексеру» түймесін басыңыз. Өрістің астында тоғыз қазақ әрпінің қатары тұрады.</w:t>
+        <w:t>3-қадам. Тапсырманы орындау. Тапсырманы оқып, дұрыс нұсқаны басыңыз. Сөйлемде бос орын болса, таңдаған сөзіңіз сол орынға қойылады.</w:t>
       </w:r>
     </w:p>
     <w:p>
@@ -1515,7 +1444,7 @@
       <w:r>
         <w:drawing>
           <wp:inline xmlns:a="http://schemas.openxmlformats.org/drawingml/2006/main" xmlns:pic="http://schemas.openxmlformats.org/drawingml/2006/picture">
-            <wp:extent cx="2592000" cy="3803760"/>
+            <wp:extent cx="2592000" cy="5572800"/>
             <wp:docPr id="5" name="Picture 5"/>
             <wp:cNvGraphicFramePr>
               <a:graphicFrameLocks noChangeAspect="1"/>
@@ -1524,7 +1453,7 @@
               <a:graphicData uri="http://schemas.openxmlformats.org/drawingml/2006/picture">
                 <pic:pic>
                   <pic:nvPicPr>
-                    <pic:cNvPr id="0" name="05-урок-задание.png"/>
+                    <pic:cNvPr id="0" name="05-тапсырма.png"/>
                     <pic:cNvPicPr/>
                   </pic:nvPicPr>
                   <pic:blipFill>
@@ -1536,7 +1465,7 @@
                   <pic:spPr>
                     <a:xfrm>
                       <a:off x="0" y="0"/>
-                      <a:ext cx="2592000" cy="3803760"/>
+                      <a:ext cx="2592000" cy="5572800"/>
                     </a:xfrm>
                     <a:prstGeom prst="rect"/>
                   </pic:spPr>
@@ -1559,7 +1488,7 @@
           <w:color w:val="555D68"/>
           <w:sz w:val="20"/>
         </w:rPr>
-        <w:t>5-сурет. Тапсырма фазасы және қазақ әріптерінің қатары</w:t>
+        <w:t>5-сурет. Тапсырма</w:t>
       </w:r>
     </w:p>
     <w:p>
@@ -1568,7 +1497,7 @@
           <w:rFonts w:ascii="Times New Roman" w:hAnsi="Times New Roman"/>
           <w:sz w:val="24"/>
         </w:rPr>
-        <w:t>4-қадам. Жауапты талдау. Қосымша жауаптың дұрыс-бұрыстығын айтады, дұрыс жазылуын көрсетеді және мұғалімнің түсіндірмесін береді.</w:t>
+        <w:t>4-қадам. Нәтижені көру. Жауап дұрыс болса, «Дұрыс!» деген жазу шығады, дұрыс нұсқа жасылмен белгіленеді, мұғалім қуанады. Дұрыс жауаптың жанындағы түйме оны қазақ дауысымен айтады.</w:t>
       </w:r>
     </w:p>
     <w:p>
@@ -1579,7 +1508,7 @@
       <w:r>
         <w:drawing>
           <wp:inline xmlns:a="http://schemas.openxmlformats.org/drawingml/2006/main" xmlns:pic="http://schemas.openxmlformats.org/drawingml/2006/picture">
-            <wp:extent cx="2592000" cy="4374000"/>
+            <wp:extent cx="2592000" cy="5572800"/>
             <wp:docPr id="6" name="Picture 6"/>
             <wp:cNvGraphicFramePr>
               <a:graphicFrameLocks noChangeAspect="1"/>
@@ -1588,7 +1517,7 @@
               <a:graphicData uri="http://schemas.openxmlformats.org/drawingml/2006/picture">
                 <pic:pic>
                   <pic:nvPicPr>
-                    <pic:cNvPr id="0" name="06-урок-разбор.png"/>
+                    <pic:cNvPr id="0" name="06-дұрыс.png"/>
                     <pic:cNvPicPr/>
                   </pic:nvPicPr>
                   <pic:blipFill>
@@ -1600,7 +1529,7 @@
                   <pic:spPr>
                     <a:xfrm>
                       <a:off x="0" y="0"/>
-                      <a:ext cx="2592000" cy="4374000"/>
+                      <a:ext cx="2592000" cy="5572800"/>
                     </a:xfrm>
                     <a:prstGeom prst="rect"/>
                   </pic:spPr>
@@ -1623,7 +1552,7 @@
           <w:color w:val="555D68"/>
           <w:sz w:val="20"/>
         </w:rPr>
-        <w:t>6-сурет. Жауапты талдау</w:t>
+        <w:t>6-сурет. Дұрыс жауап</w:t>
       </w:r>
     </w:p>
     <w:p>
@@ -1632,7 +1561,7 @@
           <w:rFonts w:ascii="Times New Roman" w:hAnsi="Times New Roman"/>
           <w:sz w:val="24"/>
         </w:rPr>
-        <w:t>5-қадам. Келесі қадамға өту. Сабақ соңында қорытынды көрсетіледі.</w:t>
+        <w:t>5-қадам. «Келесі» түймесін басып, келесі тапсырмаға өтіңіз. Соңғы тапсырмадан кейін «Аяқтау» түймесі тақырып қорытындысын ашады.</w:t>
       </w:r>
     </w:p>
     <w:p>
@@ -1650,7 +1579,7 @@
           <w:rFonts w:ascii="Times New Roman" w:hAnsi="Times New Roman"/>
           <w:sz w:val="24"/>
         </w:rPr>
-        <w:t>Қосымшада жеті түрлі тапсырма бар:</w:t>
+        <w:t>Қосымшада екі түрлі тапсырма бар:</w:t>
       </w:r>
     </w:p>
     <w:tbl>
@@ -1718,7 +1647,7 @@
                 <w:rFonts w:ascii="Times New Roman" w:hAnsi="Times New Roman"/>
                 <w:sz w:val="21"/>
               </w:rPr>
-              <w:t>Еркін жауап</w:t>
+              <w:t>Бір жауап</w:t>
             </w:r>
           </w:p>
         </w:tc>
@@ -1736,7 +1665,7 @@
                 <w:rFonts w:ascii="Times New Roman" w:hAnsi="Times New Roman"/>
                 <w:sz w:val="21"/>
               </w:rPr>
-              <w:t>Жауапты өзің жазасың</w:t>
+              <w:t>Дұрыс нұсқаны басу — жауап бірден тексеріледі</w:t>
             </w:r>
           </w:p>
         </w:tc>
@@ -1756,7 +1685,7 @@
                 <w:rFonts w:ascii="Times New Roman" w:hAnsi="Times New Roman"/>
                 <w:sz w:val="21"/>
               </w:rPr>
-              <w:t>Таңдау</w:t>
+              <w:t>Бірнеше жауап</w:t>
             </w:r>
           </w:p>
         </w:tc>
@@ -1774,7 +1703,286 @@
                 <w:rFonts w:ascii="Times New Roman" w:hAnsi="Times New Roman"/>
                 <w:sz w:val="21"/>
               </w:rPr>
-              <w:t>Төрт нұсқаның бірін таңдайсың</w:t>
+              <w:t>Барлық дұрыс нұсқаны белгілеп, «Тексеру» түймесін басу</w:t>
+            </w:r>
+          </w:p>
+        </w:tc>
+      </w:tr>
+    </w:tbl>
+    <w:p>
+      <w:pPr>
+        <w:spacing w:after="80"/>
+      </w:pPr>
+    </w:p>
+    <w:p>
+      <w:pPr>
+        <w:keepNext/>
+        <w:jc w:val="center"/>
+      </w:pPr>
+      <w:r>
+        <w:drawing>
+          <wp:inline xmlns:a="http://schemas.openxmlformats.org/drawingml/2006/main" xmlns:pic="http://schemas.openxmlformats.org/drawingml/2006/picture">
+            <wp:extent cx="2592000" cy="5572800"/>
+            <wp:docPr id="7" name="Picture 7"/>
+            <wp:cNvGraphicFramePr>
+              <a:graphicFrameLocks noChangeAspect="1"/>
+            </wp:cNvGraphicFramePr>
+            <a:graphic>
+              <a:graphicData uri="http://schemas.openxmlformats.org/drawingml/2006/picture">
+                <pic:pic>
+                  <pic:nvPicPr>
+                    <pic:cNvPr id="0" name="07-бірнеше-жауап.png"/>
+                    <pic:cNvPicPr/>
+                  </pic:nvPicPr>
+                  <pic:blipFill>
+                    <a:blip r:embed="rId16"/>
+                    <a:stretch>
+                      <a:fillRect/>
+                    </a:stretch>
+                  </pic:blipFill>
+                  <pic:spPr>
+                    <a:xfrm>
+                      <a:off x="0" y="0"/>
+                      <a:ext cx="2592000" cy="5572800"/>
+                    </a:xfrm>
+                    <a:prstGeom prst="rect"/>
+                  </pic:spPr>
+                </pic:pic>
+              </a:graphicData>
+            </a:graphic>
+          </wp:inline>
+        </w:drawing>
+      </w:r>
+    </w:p>
+    <w:p>
+      <w:pPr>
+        <w:spacing w:after="240"/>
+        <w:jc w:val="center"/>
+      </w:pPr>
+      <w:r>
+        <w:rPr>
+          <w:rFonts w:ascii="Times New Roman" w:hAnsi="Times New Roman"/>
+          <w:i/>
+          <w:color w:val="555D68"/>
+          <w:sz w:val="20"/>
+        </w:rPr>
+        <w:t>7-сурет. Бірнеше жауапты белгілеу</w:t>
+      </w:r>
+    </w:p>
+    <w:p>
+      <w:r>
+        <w:rPr>
+          <w:rFonts w:ascii="Times New Roman" w:hAnsi="Times New Roman"/>
+          <w:sz w:val="24"/>
+        </w:rPr>
+        <w:t>Бірнеше жауапты тапсырмада жауап барлық дұрыс нұсқа белгіленіп, артығы белгіленбегенде ғана дұрыс саналады. Тапсырманың астында «Барлық дұрыс жауапты белгіле» деген нұсқау тұрады.</w:t>
+      </w:r>
+    </w:p>
+    <w:p>
+      <w:pPr>
+        <w:pStyle w:val="Heading2"/>
+        <w:keepNext/>
+      </w:pPr>
+      <w:r>
+        <w:t>3.5. Қате жауап</w:t>
+      </w:r>
+    </w:p>
+    <w:p>
+      <w:r>
+        <w:rPr>
+          <w:rFonts w:ascii="Times New Roman" w:hAnsi="Times New Roman"/>
+          <w:sz w:val="24"/>
+        </w:rPr>
+        <w:t>Жауап қате болса, «Қате» деген жазу шығады. Таңдалған нұсқа қызылмен, дұрысы жасылмен белгіленеді, астында дұрыс жауап жазылады. Мұғалім саусағын көтеріп, «назар аудар» дегендей белгі береді.</w:t>
+      </w:r>
+    </w:p>
+    <w:p>
+      <w:pPr>
+        <w:keepNext/>
+        <w:jc w:val="center"/>
+      </w:pPr>
+      <w:r>
+        <w:drawing>
+          <wp:inline xmlns:a="http://schemas.openxmlformats.org/drawingml/2006/main" xmlns:pic="http://schemas.openxmlformats.org/drawingml/2006/picture">
+            <wp:extent cx="2592000" cy="5572800"/>
+            <wp:docPr id="8" name="Picture 8"/>
+            <wp:cNvGraphicFramePr>
+              <a:graphicFrameLocks noChangeAspect="1"/>
+            </wp:cNvGraphicFramePr>
+            <a:graphic>
+              <a:graphicData uri="http://schemas.openxmlformats.org/drawingml/2006/picture">
+                <pic:pic>
+                  <pic:nvPicPr>
+                    <pic:cNvPr id="0" name="08-қате.png"/>
+                    <pic:cNvPicPr/>
+                  </pic:nvPicPr>
+                  <pic:blipFill>
+                    <a:blip r:embed="rId17"/>
+                    <a:stretch>
+                      <a:fillRect/>
+                    </a:stretch>
+                  </pic:blipFill>
+                  <pic:spPr>
+                    <a:xfrm>
+                      <a:off x="0" y="0"/>
+                      <a:ext cx="2592000" cy="5572800"/>
+                    </a:xfrm>
+                    <a:prstGeom prst="rect"/>
+                  </pic:spPr>
+                </pic:pic>
+              </a:graphicData>
+            </a:graphic>
+          </wp:inline>
+        </w:drawing>
+      </w:r>
+    </w:p>
+    <w:p>
+      <w:pPr>
+        <w:spacing w:after="240"/>
+        <w:jc w:val="center"/>
+      </w:pPr>
+      <w:r>
+        <w:rPr>
+          <w:rFonts w:ascii="Times New Roman" w:hAnsi="Times New Roman"/>
+          <w:i/>
+          <w:color w:val="555D68"/>
+          <w:sz w:val="20"/>
+        </w:rPr>
+        <w:t>8-сурет. Қате жауап</w:t>
+      </w:r>
+    </w:p>
+    <w:p>
+      <w:r>
+        <w:rPr>
+          <w:rFonts w:ascii="Times New Roman" w:hAnsi="Times New Roman"/>
+          <w:sz w:val="24"/>
+        </w:rPr>
+        <w:t>Жалғау таңдайтын тапсырмада одан шығатын сөз де көрсетіледі: мысалы, «-нші» таңдалса, «Жетінші» деген сөз шығады.</w:t>
+      </w:r>
+    </w:p>
+    <w:p>
+      <w:pPr>
+        <w:pStyle w:val="Heading2"/>
+        <w:keepNext/>
+      </w:pPr>
+      <w:r>
+        <w:t>3.6. Дыбыстау және тірі кейіпкер</w:t>
+      </w:r>
+    </w:p>
+    <w:p>
+      <w:r>
+        <w:rPr>
+          <w:rFonts w:ascii="Times New Roman" w:hAnsi="Times New Roman"/>
+          <w:sz w:val="24"/>
+        </w:rPr>
+        <w:t>Қосымшада 47 жазба бар: барлық диалог репликасы және тапсырмалардың дұрыс жауаптары. Дауыс — қазақ тілінің нейродауысы. Айша мен мұғалім бір әйел дауысымен, бірақ әртүрлі биіктікте сөйлейді: Айшаның дауысы жоғарырақ.</w:t>
+      </w:r>
+    </w:p>
+    <w:p>
+      <w:r>
+        <w:rPr>
+          <w:rFonts w:ascii="Times New Roman" w:hAnsi="Times New Roman"/>
+          <w:sz w:val="24"/>
+        </w:rPr>
+        <w:t>Тыңдау түймесі жазба бар жерде ғана көрінеді. Жазбалар қосымшаның өз ішінде сақталады, сондықтан интернетсіз де ойнайды.</w:t>
+      </w:r>
+    </w:p>
+    <w:p>
+      <w:r>
+        <w:rPr>
+          <w:rFonts w:ascii="Times New Roman" w:hAnsi="Times New Roman"/>
+          <w:sz w:val="24"/>
+        </w:rPr>
+        <w:t>Кейіпкерлер қозғалады: тыныштықта тыныс алады, сөйлегенде тербеледі, дұрыс жауапқа қуанады, қатеге саусағын көтереді.</w:t>
+      </w:r>
+    </w:p>
+    <w:p>
+      <w:pPr>
+        <w:pStyle w:val="Heading1"/>
+        <w:keepNext/>
+        <w:pBdr>
+          <w:bottom w:val="single" w:sz="8" w:space="4" w:color="00509D"/>
+        </w:pBdr>
+      </w:pPr>
+      <w:r>
+        <w:t>4. Ережелер</w:t>
+      </w:r>
+    </w:p>
+    <w:p>
+      <w:r>
+        <w:rPr>
+          <w:rFonts w:ascii="Times New Roman" w:hAnsi="Times New Roman"/>
+          <w:sz w:val="24"/>
+        </w:rPr>
+        <w:t>Ережелер бөлек бөлімде емес, әр тапсырманың ішінде — диалогтан кейін бірден беріледі. Солай ереже мысалмен қатар оқылады.</w:t>
+      </w:r>
+    </w:p>
+    <w:tbl>
+      <w:tblPr>
+        <w:tblStyle w:val="TableGrid"/>
+        <w:tblW w:type="auto" w:w="0"/>
+        <w:tblLook w:firstColumn="1" w:firstRow="1" w:lastColumn="0" w:lastRow="0" w:noHBand="0" w:noVBand="1" w:val="04A0"/>
+      </w:tblPr>
+      <w:tblGrid>
+        <w:gridCol w:w="2835"/>
+        <w:gridCol w:w="2835"/>
+        <w:gridCol w:w="2835"/>
+      </w:tblGrid>
+      <w:tr>
+        <w:tc>
+          <w:tcPr>
+            <w:tcW w:type="dxa" w:w="2835"/>
+          </w:tcPr>
+          <w:p>
+            <w:pPr>
+              <w:spacing w:after="40"/>
+            </w:pPr>
+            <w:r/>
+            <w:r>
+              <w:rPr>
+                <w:rFonts w:ascii="Times New Roman" w:hAnsi="Times New Roman"/>
+                <w:b/>
+                <w:sz w:val="21"/>
+              </w:rPr>
+              <w:t>Тақырып</w:t>
+            </w:r>
+          </w:p>
+        </w:tc>
+        <w:tc>
+          <w:tcPr>
+            <w:tcW w:type="dxa" w:w="2835"/>
+          </w:tcPr>
+          <w:p>
+            <w:pPr>
+              <w:spacing w:after="40"/>
+            </w:pPr>
+            <w:r/>
+            <w:r>
+              <w:rPr>
+                <w:rFonts w:ascii="Times New Roman" w:hAnsi="Times New Roman"/>
+                <w:b/>
+                <w:sz w:val="21"/>
+              </w:rPr>
+              <w:t>Ережелер</w:t>
+            </w:r>
+          </w:p>
+        </w:tc>
+        <w:tc>
+          <w:tcPr>
+            <w:tcW w:type="dxa" w:w="2835"/>
+          </w:tcPr>
+          <w:p>
+            <w:pPr>
+              <w:spacing w:after="40"/>
+            </w:pPr>
+            <w:r/>
+            <w:r>
+              <w:rPr>
+                <w:rFonts w:ascii="Times New Roman" w:hAnsi="Times New Roman"/>
+                <w:b/>
+                <w:sz w:val="21"/>
+              </w:rPr>
+              <w:t>Мәтін</w:t>
             </w:r>
           </w:p>
         </w:tc>
@@ -1782,7 +1990,7 @@
       <w:tr>
         <w:tc>
           <w:tcPr>
-            <w:tcW w:type="dxa" w:w="4252"/>
+            <w:tcW w:type="dxa" w:w="2835"/>
           </w:tcPr>
           <w:p>
             <w:pPr>
@@ -1794,13 +2002,13 @@
                 <w:rFonts w:ascii="Times New Roman" w:hAnsi="Times New Roman"/>
                 <w:sz w:val="21"/>
               </w:rPr>
-              <w:t>Сәйкестендіру</w:t>
+              <w:t>1. Тәуелдік жалғау</w:t>
             </w:r>
           </w:p>
         </w:tc>
         <w:tc>
           <w:tcPr>
-            <w:tcW w:type="dxa" w:w="4252"/>
+            <w:tcW w:type="dxa" w:w="2835"/>
           </w:tcPr>
           <w:p>
             <w:pPr>
@@ -1812,15 +2020,13 @@
                 <w:rFonts w:ascii="Times New Roman" w:hAnsi="Times New Roman"/>
                 <w:sz w:val="21"/>
               </w:rPr>
-              <w:t>Сөз бен аудармасын жұптайсың</w:t>
+              <w:t>Жекеше түрі; 3-жақтың жалғаулары</w:t>
             </w:r>
           </w:p>
         </w:tc>
-      </w:tr>
-      <w:tr>
         <w:tc>
           <w:tcPr>
-            <w:tcW w:type="dxa" w:w="4252"/>
+            <w:tcW w:type="dxa" w:w="2835"/>
           </w:tcPr>
           <w:p>
             <w:pPr>
@@ -1832,13 +2038,15 @@
                 <w:rFonts w:ascii="Times New Roman" w:hAnsi="Times New Roman"/>
                 <w:sz w:val="21"/>
               </w:rPr>
-              <w:t>Бос орын</w:t>
+              <w:t>мұғалімнің үлгісімен</w:t>
             </w:r>
           </w:p>
         </w:tc>
+      </w:tr>
+      <w:tr>
         <w:tc>
           <w:tcPr>
-            <w:tcW w:type="dxa" w:w="4252"/>
+            <w:tcW w:type="dxa" w:w="2835"/>
           </w:tcPr>
           <w:p>
             <w:pPr>
@@ -1850,15 +2058,13 @@
                 <w:rFonts w:ascii="Times New Roman" w:hAnsi="Times New Roman"/>
                 <w:sz w:val="21"/>
               </w:rPr>
-              <w:t>Сөйлемдегі бос орынды толтырасың</w:t>
+              <w:t>2. Жіктік жалғау</w:t>
             </w:r>
           </w:p>
         </w:tc>
-      </w:tr>
-      <w:tr>
         <w:tc>
           <w:tcPr>
-            <w:tcW w:type="dxa" w:w="4252"/>
+            <w:tcW w:type="dxa" w:w="2835"/>
           </w:tcPr>
           <w:p>
             <w:pPr>
@@ -1870,13 +2076,13 @@
                 <w:rFonts w:ascii="Times New Roman" w:hAnsi="Times New Roman"/>
                 <w:sz w:val="21"/>
               </w:rPr>
-              <w:t>Аудару</w:t>
+              <w:t>Жекеше түрі; көпше түрі</w:t>
             </w:r>
           </w:p>
         </w:tc>
         <w:tc>
           <w:tcPr>
-            <w:tcW w:type="dxa" w:w="4252"/>
+            <w:tcW w:type="dxa" w:w="2835"/>
           </w:tcPr>
           <w:p>
             <w:pPr>
@@ -1888,7 +2094,7 @@
                 <w:rFonts w:ascii="Times New Roman" w:hAnsi="Times New Roman"/>
                 <w:sz w:val="21"/>
               </w:rPr>
-              <w:t>Орысша сөзді қазақшаға аударасың</w:t>
+              <w:t>мұғалімнің үлгісімен</w:t>
             </w:r>
           </w:p>
         </w:tc>
@@ -1896,7 +2102,7 @@
       <w:tr>
         <w:tc>
           <w:tcPr>
-            <w:tcW w:type="dxa" w:w="4252"/>
+            <w:tcW w:type="dxa" w:w="2835"/>
           </w:tcPr>
           <w:p>
             <w:pPr>
@@ -1908,13 +2114,13 @@
                 <w:rFonts w:ascii="Times New Roman" w:hAnsi="Times New Roman"/>
                 <w:sz w:val="21"/>
               </w:rPr>
-              <w:t>Сөйлем құрастыру</w:t>
+              <w:t>3. Септік жалғау</w:t>
             </w:r>
           </w:p>
         </w:tc>
         <w:tc>
           <w:tcPr>
-            <w:tcW w:type="dxa" w:w="4252"/>
+            <w:tcW w:type="dxa" w:w="2835"/>
           </w:tcPr>
           <w:p>
             <w:pPr>
@@ -1926,15 +2132,13 @@
                 <w:rFonts w:ascii="Times New Roman" w:hAnsi="Times New Roman"/>
                 <w:sz w:val="21"/>
               </w:rPr>
-              <w:t>Берілген сөздерден сөйлем құрайсың</w:t>
+              <w:t>Жеті септік және сұрақтары; жатыс септігінің жалғаулары</w:t>
             </w:r>
           </w:p>
         </w:tc>
-      </w:tr>
-      <w:tr>
         <w:tc>
           <w:tcPr>
-            <w:tcW w:type="dxa" w:w="4252"/>
+            <w:tcW w:type="dxa" w:w="2835"/>
           </w:tcPr>
           <w:p>
             <w:pPr>
@@ -1946,13 +2150,15 @@
                 <w:rFonts w:ascii="Times New Roman" w:hAnsi="Times New Roman"/>
                 <w:sz w:val="21"/>
               </w:rPr>
-              <w:t>Кең жауап</w:t>
+              <w:t>мұғалімнің үлгісімен</w:t>
             </w:r>
           </w:p>
         </w:tc>
+      </w:tr>
+      <w:tr>
         <w:tc>
           <w:tcPr>
-            <w:tcW w:type="dxa" w:w="4252"/>
+            <w:tcW w:type="dxa" w:w="2835"/>
           </w:tcPr>
           <w:p>
             <w:pPr>
@@ -1964,7 +2170,211 @@
                 <w:rFonts w:ascii="Times New Roman" w:hAnsi="Times New Roman"/>
                 <w:sz w:val="21"/>
               </w:rPr>
-              <w:t>Еркін жазып, эталонмен салыстырасың</w:t>
+              <w:t>4. Зат есім</w:t>
+            </w:r>
+          </w:p>
+        </w:tc>
+        <w:tc>
+          <w:tcPr>
+            <w:tcW w:type="dxa" w:w="2835"/>
+          </w:tcPr>
+          <w:p>
+            <w:pPr>
+              <w:spacing w:after="40"/>
+            </w:pPr>
+            <w:r/>
+            <w:r>
+              <w:rPr>
+                <w:rFonts w:ascii="Times New Roman" w:hAnsi="Times New Roman"/>
+                <w:sz w:val="21"/>
+              </w:rPr>
+              <w:t>Зат есім және сұрақтары; деректі және дерексіз зат есім</w:t>
+            </w:r>
+          </w:p>
+        </w:tc>
+        <w:tc>
+          <w:tcPr>
+            <w:tcW w:type="dxa" w:w="2835"/>
+          </w:tcPr>
+          <w:p>
+            <w:pPr>
+              <w:spacing w:after="40"/>
+            </w:pPr>
+            <w:r/>
+            <w:r>
+              <w:rPr>
+                <w:rFonts w:ascii="Times New Roman" w:hAnsi="Times New Roman"/>
+                <w:sz w:val="21"/>
+              </w:rPr>
+              <w:t>мұғалімнің үлгісімен</w:t>
+            </w:r>
+          </w:p>
+        </w:tc>
+      </w:tr>
+      <w:tr>
+        <w:tc>
+          <w:tcPr>
+            <w:tcW w:type="dxa" w:w="2835"/>
+          </w:tcPr>
+          <w:p>
+            <w:pPr>
+              <w:spacing w:after="40"/>
+            </w:pPr>
+            <w:r/>
+            <w:r>
+              <w:rPr>
+                <w:rFonts w:ascii="Times New Roman" w:hAnsi="Times New Roman"/>
+                <w:sz w:val="21"/>
+              </w:rPr>
+              <w:t>5. Көптік жалғау</w:t>
+            </w:r>
+          </w:p>
+        </w:tc>
+        <w:tc>
+          <w:tcPr>
+            <w:tcW w:type="dxa" w:w="2835"/>
+          </w:tcPr>
+          <w:p>
+            <w:pPr>
+              <w:spacing w:after="40"/>
+            </w:pPr>
+            <w:r/>
+            <w:r>
+              <w:rPr>
+                <w:rFonts w:ascii="Times New Roman" w:hAnsi="Times New Roman"/>
+                <w:sz w:val="21"/>
+              </w:rPr>
+              <w:t>Көптік жалғауының түрлері; жалғанбайтын жағдайлар</w:t>
+            </w:r>
+          </w:p>
+        </w:tc>
+        <w:tc>
+          <w:tcPr>
+            <w:tcW w:type="dxa" w:w="2835"/>
+          </w:tcPr>
+          <w:p>
+            <w:pPr>
+              <w:spacing w:after="40"/>
+            </w:pPr>
+            <w:r/>
+            <w:r>
+              <w:rPr>
+                <w:rFonts w:ascii="Times New Roman" w:hAnsi="Times New Roman"/>
+                <w:sz w:val="21"/>
+              </w:rPr>
+              <w:t>мұғалімнің үлгісімен</w:t>
+            </w:r>
+          </w:p>
+        </w:tc>
+      </w:tr>
+      <w:tr>
+        <w:tc>
+          <w:tcPr>
+            <w:tcW w:type="dxa" w:w="2835"/>
+          </w:tcPr>
+          <w:p>
+            <w:pPr>
+              <w:spacing w:after="40"/>
+            </w:pPr>
+            <w:r/>
+            <w:r>
+              <w:rPr>
+                <w:rFonts w:ascii="Times New Roman" w:hAnsi="Times New Roman"/>
+                <w:sz w:val="21"/>
+              </w:rPr>
+              <w:t>6. Сын есім</w:t>
+            </w:r>
+          </w:p>
+        </w:tc>
+        <w:tc>
+          <w:tcPr>
+            <w:tcW w:type="dxa" w:w="2835"/>
+          </w:tcPr>
+          <w:p>
+            <w:pPr>
+              <w:spacing w:after="40"/>
+            </w:pPr>
+            <w:r/>
+            <w:r>
+              <w:rPr>
+                <w:rFonts w:ascii="Times New Roman" w:hAnsi="Times New Roman"/>
+                <w:sz w:val="21"/>
+              </w:rPr>
+              <w:t>Сын есім; сапалық сын есім; қатыстық сын есім</w:t>
+            </w:r>
+          </w:p>
+        </w:tc>
+        <w:tc>
+          <w:tcPr>
+            <w:tcW w:type="dxa" w:w="2835"/>
+          </w:tcPr>
+          <w:p>
+            <w:pPr>
+              <w:spacing w:after="40"/>
+            </w:pPr>
+            <w:r/>
+            <w:r>
+              <w:rPr>
+                <w:rFonts w:ascii="Times New Roman" w:hAnsi="Times New Roman"/>
+                <w:sz w:val="21"/>
+              </w:rPr>
+              <w:t>мұғалімнің тапсырмалары</w:t>
+            </w:r>
+          </w:p>
+        </w:tc>
+      </w:tr>
+      <w:tr>
+        <w:tc>
+          <w:tcPr>
+            <w:tcW w:type="dxa" w:w="2835"/>
+          </w:tcPr>
+          <w:p>
+            <w:pPr>
+              <w:spacing w:after="40"/>
+            </w:pPr>
+            <w:r/>
+            <w:r>
+              <w:rPr>
+                <w:rFonts w:ascii="Times New Roman" w:hAnsi="Times New Roman"/>
+                <w:sz w:val="21"/>
+              </w:rPr>
+              <w:t>7. Сан есім</w:t>
+            </w:r>
+          </w:p>
+        </w:tc>
+        <w:tc>
+          <w:tcPr>
+            <w:tcW w:type="dxa" w:w="2835"/>
+          </w:tcPr>
+          <w:p>
+            <w:pPr>
+              <w:spacing w:after="40"/>
+            </w:pPr>
+            <w:r/>
+            <w:r>
+              <w:rPr>
+                <w:rFonts w:ascii="Times New Roman" w:hAnsi="Times New Roman"/>
+                <w:sz w:val="21"/>
+              </w:rPr>
+              <w:t>Реттік сан есім; жинақтық сан есім</w:t>
+            </w:r>
+          </w:p>
+        </w:tc>
+        <w:tc>
+          <w:tcPr>
+            <w:tcW w:type="dxa" w:w="2835"/>
+          </w:tcPr>
+          <w:p>
+            <w:pPr>
+              <w:spacing w:after="40"/>
+            </w:pPr>
+            <w:r/>
+            <w:r>
+              <w:rPr>
+                <w:rFonts w:ascii="Times New Roman" w:hAnsi="Times New Roman"/>
+                <w:sz w:val="21"/>
+              </w:rPr>
+              <w:t>мұғалімнің тапсырмалары</w:t>
             </w:r>
           </w:p>
         </w:tc>
@@ -1976,12 +2386,24 @@
       </w:pPr>
     </w:p>
     <w:p>
-      <w:pPr>
-        <w:pStyle w:val="Heading2"/>
+      <w:r>
+        <w:rPr>
+          <w:rFonts w:ascii="Times New Roman" w:hAnsi="Times New Roman"/>
+          <w:sz w:val="24"/>
+        </w:rPr>
+        <w:t>Мұғалімнің үлгісімен құрастырылған ережелер «Бәйшешек» оқулығымен (5 және 6-сынып) салыстырылды.</w:t>
+      </w:r>
+    </w:p>
+    <w:p>
+      <w:pPr>
+        <w:pStyle w:val="Heading1"/>
         <w:keepNext/>
+        <w:pBdr>
+          <w:bottom w:val="single" w:sz="8" w:space="4" w:color="00509D"/>
+        </w:pBdr>
       </w:pPr>
       <w:r>
-        <w:t>3.5. Қазақ әріптерін енгізу</w:t>
+        <w:t>5. Орысша аударма</w:t>
       </w:r>
     </w:p>
     <w:p>
@@ -1990,111 +2412,10 @@
           <w:rFonts w:ascii="Times New Roman" w:hAnsi="Times New Roman"/>
           <w:sz w:val="24"/>
         </w:rPr>
-        <w:t>Бұл — қосымшаның ең маңызды мүмкіндігі. Қазақ тілінде орыс пернетақтасында жоқ тоғыз әріп бар: ә ғ қ ң ө ұ ү һ і.</w:t>
+        <w:t>Орыс тілінде оқитын оқушыға түсінікті болу үшін қосымшада орысша аударма бар.</w:t>
       </w:r>
     </w:p>
     <w:p>
-      <w:r>
-        <w:rPr>
-          <w:rFonts w:ascii="Times New Roman" w:hAnsi="Times New Roman"/>
-          <w:sz w:val="24"/>
-        </w:rPr>
-        <w:t>Оларды енгізудің екі жолы бар:</w:t>
-      </w:r>
-    </w:p>
-    <w:p>
-      <w:pPr>
-        <w:pStyle w:val="ListBullet"/>
-        <w:spacing w:after="40"/>
-      </w:pPr>
-      <w:r>
-        <w:rPr>
-          <w:rFonts w:ascii="Times New Roman" w:hAnsi="Times New Roman"/>
-          <w:sz w:val="24"/>
-        </w:rPr>
-        <w:t>Жауап өрісінің астындағы әріптер қатарынан керегін басу</w:t>
-      </w:r>
-    </w:p>
-    <w:p>
-      <w:pPr>
-        <w:pStyle w:val="ListBullet"/>
-        <w:spacing w:after="40"/>
-      </w:pPr>
-      <w:r>
-        <w:rPr>
-          <w:rFonts w:ascii="Times New Roman" w:hAnsi="Times New Roman"/>
-          <w:sz w:val="24"/>
-        </w:rPr>
-        <w:t>Жай ғана орыс әріптерімен жазу: «аке» деп жазсаң да, қосымша жауапты есептейді, «Грамматика дұрыс» деп жауап береді және дұрыс жазылуын («әке») көрсетеді</w:t>
-      </w:r>
-    </w:p>
-    <w:p>
-      <w:r>
-        <w:rPr>
-          <w:rFonts w:ascii="Times New Roman" w:hAnsi="Times New Roman"/>
-          <w:sz w:val="24"/>
-        </w:rPr>
-        <w:t>Осылайша оқушы техникалық кедергіге тап болмайды, ал дұрыс жазылуын әр жолы көріп отырады.</w:t>
-      </w:r>
-    </w:p>
-    <w:p>
-      <w:r>
-        <w:rPr>
-          <w:rFonts w:ascii="Times New Roman" w:hAnsi="Times New Roman"/>
-          <w:sz w:val="24"/>
-        </w:rPr>
-        <w:t>Описка да кешіріледі, бірақ шектеулі: төрт әріптен қысқа сөзде мүлде кешірілмейді, ұзынырақ сөзде бір ғана. Себебі қазақ тілінде бір әріп сөздің мағынасын өзгертеді: «үш» — три, «іш» — пей.</w:t>
-      </w:r>
-    </w:p>
-    <w:p>
-      <w:pPr>
-        <w:pStyle w:val="Heading2"/>
-        <w:keepNext/>
-      </w:pPr>
-      <w:r>
-        <w:t>3.6. Дыбыстау және тірі кейіпкер</w:t>
-      </w:r>
-    </w:p>
-    <w:p>
-      <w:r>
-        <w:rPr>
-          <w:rFonts w:ascii="Times New Roman" w:hAnsi="Times New Roman"/>
-          <w:sz w:val="24"/>
-        </w:rPr>
-        <w:t>Қосымшада 623 жазба бар: барлық диалог репликасы, сөздіктің 162 сөзі және тапсырмалардың дұрыс жауаптары. Дауыстар — қазақ тілінің нейродауыстары, әйел және ер адам дауысы.</w:t>
-      </w:r>
-    </w:p>
-    <w:p>
-      <w:r>
-        <w:rPr>
-          <w:rFonts w:ascii="Times New Roman" w:hAnsi="Times New Roman"/>
-          <w:sz w:val="24"/>
-        </w:rPr>
-        <w:t>Тыңдау түймесі жазба бар жерде ғана көрінеді. Бір рет тыңдалған жазба құрылғыда сақталады және әрі қарай интернетсіз де ойнайды.</w:t>
-      </w:r>
-    </w:p>
-    <w:p>
-      <w:r>
-        <w:rPr>
-          <w:rFonts w:ascii="Times New Roman" w:hAnsi="Times New Roman"/>
-          <w:sz w:val="24"/>
-        </w:rPr>
-        <w:t>Кейіпкерлер қозғалады: тыныштықта тыныс алады, сөйлегенде тербеледі, дұрыс жауапқа секіріп қуанады, қатеге басын шайқайды. Қозғалыс кедергі келтірсе, «Профиль» бөліміндегі «Қозғалысты азайту» баптауы оны түгел өшіреді.</w:t>
-      </w:r>
-    </w:p>
-    <w:p>
-      <w:pPr>
-        <w:pStyle w:val="Heading1"/>
-        <w:keepNext/>
-        <w:pBdr>
-          <w:bottom w:val="single" w:sz="8" w:space="4" w:color="00509D"/>
-        </w:pBdr>
-      </w:pPr>
-      <w:r>
-        <w:t>4. Жаттығу бөлімі</w:t>
-      </w:r>
-    </w:p>
-    <w:p>
       <w:pPr>
         <w:keepNext/>
         <w:jc w:val="center"/>
@@ -2102,8 +2423,8 @@
       <w:r>
         <w:drawing>
           <wp:inline xmlns:a="http://schemas.openxmlformats.org/drawingml/2006/main" xmlns:pic="http://schemas.openxmlformats.org/drawingml/2006/picture">
-            <wp:extent cx="2592000" cy="5563080"/>
-            <wp:docPr id="7" name="Picture 7"/>
+            <wp:extent cx="2592000" cy="5572800"/>
+            <wp:docPr id="9" name="Picture 9"/>
             <wp:cNvGraphicFramePr>
               <a:graphicFrameLocks noChangeAspect="1"/>
             </wp:cNvGraphicFramePr>
@@ -2111,11 +2432,11 @@
               <a:graphicData uri="http://schemas.openxmlformats.org/drawingml/2006/picture">
                 <pic:pic>
                   <pic:nvPicPr>
-                    <pic:cNvPr id="0" name="07-практика.png"/>
+                    <pic:cNvPr id="0" name="10-орысша.png"/>
                     <pic:cNvPicPr/>
                   </pic:nvPicPr>
                   <pic:blipFill>
-                    <a:blip r:embed="rId16"/>
+                    <a:blip r:embed="rId18"/>
                     <a:stretch>
                       <a:fillRect/>
                     </a:stretch>
@@ -2123,7 +2444,7 @@
                   <pic:spPr>
                     <a:xfrm>
                       <a:off x="0" y="0"/>
-                      <a:ext cx="2592000" cy="5563080"/>
+                      <a:ext cx="2592000" cy="5572800"/>
                     </a:xfrm>
                     <a:prstGeom prst="rect"/>
                   </pic:spPr>
@@ -2146,16 +2467,72 @@
           <w:color w:val="555D68"/>
           <w:sz w:val="20"/>
         </w:rPr>
-        <w:t>7-сурет. Жаттығу бөлімі</w:t>
+        <w:t>9-сурет. Орысша аудармасы қосылған диалог</w:t>
       </w:r>
     </w:p>
     <w:p>
       <w:pPr>
-        <w:pStyle w:val="Heading2"/>
-        <w:keepNext/>
+        <w:pStyle w:val="ListBullet"/>
+        <w:spacing w:after="40"/>
       </w:pPr>
       <w:r>
-        <w:t>4.1. Күнделікті мақсат</w:t>
+        <w:rPr>
+          <w:rFonts w:ascii="Times New Roman" w:hAnsi="Times New Roman"/>
+          <w:sz w:val="24"/>
+        </w:rPr>
+        <w:t>Жоғарғы панельдегі «Рус» түймесін басыңыз</w:t>
+      </w:r>
+    </w:p>
+    <w:p>
+      <w:pPr>
+        <w:pStyle w:val="ListBullet"/>
+        <w:spacing w:after="40"/>
+      </w:pPr>
+      <w:r>
+        <w:rPr>
+          <w:rFonts w:ascii="Times New Roman" w:hAnsi="Times New Roman"/>
+          <w:sz w:val="24"/>
+        </w:rPr>
+        <w:t>Диалогтың әр репликасының астында аудармасы шығады</w:t>
+      </w:r>
+    </w:p>
+    <w:p>
+      <w:pPr>
+        <w:pStyle w:val="ListBullet"/>
+        <w:spacing w:after="40"/>
+      </w:pPr>
+      <w:r>
+        <w:rPr>
+          <w:rFonts w:ascii="Times New Roman" w:hAnsi="Times New Roman"/>
+          <w:sz w:val="24"/>
+        </w:rPr>
+        <w:t>Ереженің астында оның орысша түсіндірмесі шығады</w:t>
+      </w:r>
+    </w:p>
+    <w:p>
+      <w:pPr>
+        <w:pStyle w:val="ListBullet"/>
+        <w:spacing w:after="40"/>
+      </w:pPr>
+      <w:r>
+        <w:rPr>
+          <w:rFonts w:ascii="Times New Roman" w:hAnsi="Times New Roman"/>
+          <w:sz w:val="24"/>
+        </w:rPr>
+        <w:t>Тапсырманың астында орысша тұжырымы шығады</w:t>
+      </w:r>
+    </w:p>
+    <w:p>
+      <w:pPr>
+        <w:pStyle w:val="ListBullet"/>
+        <w:spacing w:after="40"/>
+      </w:pPr>
+      <w:r>
+        <w:rPr>
+          <w:rFonts w:ascii="Times New Roman" w:hAnsi="Times New Roman"/>
+          <w:sz w:val="24"/>
+        </w:rPr>
+        <w:t>Жауап нұсқалары қазақша қалады</w:t>
       </w:r>
     </w:p>
     <w:p>
@@ -2164,25 +2541,41 @@
           <w:rFonts w:ascii="Times New Roman" w:hAnsi="Times New Roman"/>
           <w:sz w:val="24"/>
         </w:rPr>
-        <w:t>Күніне неше тапсырма орындау керектігін өзіңіз белгілейсіз (әдепкісі — 10). Мақсат орындалғанда күнделікті серия бір күнге ұзарады.</w:t>
+        <w:t>Орысша аударманы тек түсінбеген жағдайда қосқан дұрыс: тапсырманы алдымен қазақша оқып көріңіз.</w:t>
       </w:r>
     </w:p>
     <w:p>
       <w:pPr>
-        <w:pStyle w:val="Heading2"/>
+        <w:pStyle w:val="Heading1"/>
         <w:keepNext/>
+        <w:pBdr>
+          <w:bottom w:val="single" w:sz="8" w:space="4" w:color="00509D"/>
+        </w:pBdr>
       </w:pPr>
       <w:r>
-        <w:t>4.2. Қайталау</w:t>
+        <w:t>6. Практикалық кеңестер</w:t>
       </w:r>
     </w:p>
     <w:p>
+      <w:pPr>
+        <w:pStyle w:val="Heading2"/>
+        <w:keepNext/>
+      </w:pPr>
+      <w:r>
+        <w:t>6.1. Оқушыға</w:t>
+      </w:r>
+    </w:p>
+    <w:p>
+      <w:pPr>
+        <w:pStyle w:val="ListBullet"/>
+        <w:spacing w:after="40"/>
+      </w:pPr>
       <w:r>
         <w:rPr>
           <w:rFonts w:ascii="Times New Roman" w:hAnsi="Times New Roman"/>
           <w:sz w:val="24"/>
         </w:rPr>
-        <w:t>Әр тапсырма карточкаға айналады. Қосымша оларды өзі кестеге салады:</w:t>
+        <w:t>Диалогты алдымен өзіңіз оқыңыз, содан кейін тыңдап, дауыстап қайталаңыз</w:t>
       </w:r>
     </w:p>
     <w:p>
@@ -2195,7 +2588,7 @@
           <w:rFonts w:ascii="Times New Roman" w:hAnsi="Times New Roman"/>
           <w:sz w:val="24"/>
         </w:rPr>
-        <w:t>Дұрыс жауап бердің — карточка бір күннен кейін оралады</w:t>
+        <w:t>Ережені оқығанда диалогтағы мысалды тауып көріңіз</w:t>
       </w:r>
     </w:p>
     <w:p>
@@ -2208,7 +2601,7 @@
           <w:rFonts w:ascii="Times New Roman" w:hAnsi="Times New Roman"/>
           <w:sz w:val="24"/>
         </w:rPr>
-        <w:t>Тағы дұрыс — үш күннен кейін</w:t>
+        <w:t>Қателессеңіз, тақырыпты соңына дейін өтіп, «Қайта өту» түймесімен қайталаңыз</w:t>
       </w:r>
     </w:p>
     <w:p>
@@ -2221,7 +2614,16 @@
           <w:rFonts w:ascii="Times New Roman" w:hAnsi="Times New Roman"/>
           <w:sz w:val="24"/>
         </w:rPr>
-        <w:t>Әрі қарай аралық ұзара береді, ең ұзағы — жарты жыл</w:t>
+        <w:t>Тақырыптарды ретімен өтіңіз — олар мұғалімнің бағдарламасы бойынша берілген</w:t>
+      </w:r>
+    </w:p>
+    <w:p>
+      <w:pPr>
+        <w:pStyle w:val="Heading2"/>
+        <w:keepNext/>
+      </w:pPr>
+      <w:r>
+        <w:t>6.2. Мұғалімге</w:t>
       </w:r>
     </w:p>
     <w:p>
@@ -2234,52 +2636,46 @@
           <w:rFonts w:ascii="Times New Roman" w:hAnsi="Times New Roman"/>
           <w:sz w:val="24"/>
         </w:rPr>
-        <w:t>Қателестің — карточка сол күні қайта оралады</w:t>
+        <w:t>Тақырыпты экранға шығарып, диалогты рөлге бөліп оқытуға болады</w:t>
       </w:r>
     </w:p>
     <w:p>
+      <w:pPr>
+        <w:pStyle w:val="ListBullet"/>
+        <w:spacing w:after="40"/>
+      </w:pPr>
       <w:r>
         <w:rPr>
           <w:rFonts w:ascii="Times New Roman" w:hAnsi="Times New Roman"/>
           <w:sz w:val="24"/>
         </w:rPr>
-        <w:t>Оқушыға нені қайталау керегін ойлаудың қажеті жоқ: қосымша ұмытыла бастаған материалды өзі ұсынады.</w:t>
+        <w:t>Тапсырманы алдымен сыныппен талқылап, содан кейін жауапты басқан тиімді</w:t>
       </w:r>
     </w:p>
     <w:p>
       <w:pPr>
-        <w:pStyle w:val="Heading2"/>
-        <w:keepNext/>
-      </w:pPr>
-      <w:r>
-        <w:t>4.3. Сөз карточкалары</w:t>
-      </w:r>
-    </w:p>
-    <w:p>
+        <w:pStyle w:val="ListBullet"/>
+        <w:spacing w:after="40"/>
+      </w:pPr>
       <w:r>
         <w:rPr>
           <w:rFonts w:ascii="Times New Roman" w:hAnsi="Times New Roman"/>
           <w:sz w:val="24"/>
         </w:rPr>
-        <w:t>Сөздіктен жиналған сөздер карточка түрінде беріледі: бір жағында қазақша, екінші жағында орысша.</w:t>
+        <w:t>Тақырыптар құлыпталмайды: сабақтың тақырыбын бірден ашуға болады</w:t>
       </w:r>
     </w:p>
     <w:p>
       <w:pPr>
-        <w:pStyle w:val="Heading2"/>
-        <w:keepNext/>
-      </w:pPr>
-      <w:r>
-        <w:t>4.4. Спринт</w:t>
-      </w:r>
-    </w:p>
-    <w:p>
+        <w:pStyle w:val="ListBullet"/>
+        <w:spacing w:after="40"/>
+      </w:pPr>
       <w:r>
         <w:rPr>
           <w:rFonts w:ascii="Times New Roman" w:hAnsi="Times New Roman"/>
           <w:sz w:val="24"/>
         </w:rPr>
-        <w:t>60 секундта мүмкіндігінше көп дұрыс жауап беру. Рекорд сақталады.</w:t>
+        <w:t>Интернет жоқ сыныпта Windows нұсқасын пайдаланыңыз</w:t>
       </w:r>
     </w:p>
     <w:p>
@@ -2291,7 +2687,7 @@
         </w:pBdr>
       </w:pPr>
       <w:r>
-        <w:t>5. Сөздік бөлімі</w:t>
+        <w:t>7. Нәтижені бақылау</w:t>
       </w:r>
     </w:p>
     <w:p>
@@ -2302,8 +2698,8 @@
       <w:r>
         <w:drawing>
           <wp:inline xmlns:a="http://schemas.openxmlformats.org/drawingml/2006/main" xmlns:pic="http://schemas.openxmlformats.org/drawingml/2006/picture">
-            <wp:extent cx="2592000" cy="5563080"/>
-            <wp:docPr id="8" name="Picture 8"/>
+            <wp:extent cx="2592000" cy="5572800"/>
+            <wp:docPr id="10" name="Picture 10"/>
             <wp:cNvGraphicFramePr>
               <a:graphicFrameLocks noChangeAspect="1"/>
             </wp:cNvGraphicFramePr>
@@ -2311,11 +2707,11 @@
               <a:graphicData uri="http://schemas.openxmlformats.org/drawingml/2006/picture">
                 <pic:pic>
                   <pic:nvPicPr>
-                    <pic:cNvPr id="0" name="08-словарь.png"/>
+                    <pic:cNvPr id="0" name="09-қорытынды.png"/>
                     <pic:cNvPicPr/>
                   </pic:nvPicPr>
                   <pic:blipFill>
-                    <a:blip r:embed="rId17"/>
+                    <a:blip r:embed="rId19"/>
                     <a:stretch>
                       <a:fillRect/>
                     </a:stretch>
@@ -2323,7 +2719,7 @@
                   <pic:spPr>
                     <a:xfrm>
                       <a:off x="0" y="0"/>
-                      <a:ext cx="2592000" cy="5563080"/>
+                      <a:ext cx="2592000" cy="5572800"/>
                     </a:xfrm>
                     <a:prstGeom prst="rect"/>
                   </pic:spPr>
@@ -2346,7 +2742,16 @@
           <w:color w:val="555D68"/>
           <w:sz w:val="20"/>
         </w:rPr>
-        <w:t>8-сурет. Сөздік</w:t>
+        <w:t>10-сурет. Тақырып қорытындысы</w:t>
+      </w:r>
+    </w:p>
+    <w:p>
+      <w:pPr>
+        <w:pStyle w:val="Heading2"/>
+        <w:keepNext/>
+      </w:pPr>
+      <w:r>
+        <w:t>7.1. Тақырып қорытындысы</w:t>
       </w:r>
     </w:p>
     <w:p>
@@ -2355,7 +2760,81 @@
           <w:rFonts w:ascii="Times New Roman" w:hAnsi="Times New Roman"/>
           <w:sz w:val="24"/>
         </w:rPr>
-        <w:t>Сөздікте сабақтардың өзінен жиналған 162 сөз бар. Әр сөзде: қазақша жазылуы, орысша аудармасы, деңгейі және қай сабақта кездескені көрсетіледі.</w:t>
+        <w:t>Тақырыптың соңғы тапсырмасынан кейін қорытынды шығады: дұрыс жауап саны (мысалы, «2 / 3») және мұғалімнің реакциясы. Барлық жауап дұрыс болса, мұғалім қуанады.</w:t>
+      </w:r>
+    </w:p>
+    <w:p>
+      <w:pPr>
+        <w:pStyle w:val="ListBullet"/>
+        <w:spacing w:after="40"/>
+      </w:pPr>
+      <w:r>
+        <w:rPr>
+          <w:rFonts w:ascii="Times New Roman" w:hAnsi="Times New Roman"/>
+          <w:sz w:val="24"/>
+        </w:rPr>
+        <w:t>«Қайта өту» — тақырыпты басынан бастау</w:t>
+      </w:r>
+    </w:p>
+    <w:p>
+      <w:pPr>
+        <w:pStyle w:val="ListBullet"/>
+        <w:spacing w:after="40"/>
+      </w:pPr>
+      <w:r>
+        <w:rPr>
+          <w:rFonts w:ascii="Times New Roman" w:hAnsi="Times New Roman"/>
+          <w:sz w:val="24"/>
+        </w:rPr>
+        <w:t>«Келесі тақырып» — тізімдегі келесі тақырыпқа өту</w:t>
+      </w:r>
+    </w:p>
+    <w:p>
+      <w:pPr>
+        <w:pStyle w:val="Heading2"/>
+        <w:keepNext/>
+      </w:pPr>
+      <w:r>
+        <w:t>7.2. Тақырыптар тізіміндегі белгілер</w:t>
+      </w:r>
+    </w:p>
+    <w:p>
+      <w:pPr>
+        <w:pStyle w:val="ListBullet"/>
+        <w:spacing w:after="40"/>
+      </w:pPr>
+      <w:r>
+        <w:rPr>
+          <w:rFonts w:ascii="Times New Roman" w:hAnsi="Times New Roman"/>
+          <w:sz w:val="24"/>
+        </w:rPr>
+        <w:t>Белгі — тақырып өтілген</w:t>
+      </w:r>
+    </w:p>
+    <w:p>
+      <w:pPr>
+        <w:pStyle w:val="ListBullet"/>
+        <w:spacing w:after="40"/>
+      </w:pPr>
+      <w:r>
+        <w:rPr>
+          <w:rFonts w:ascii="Times New Roman" w:hAnsi="Times New Roman"/>
+          <w:sz w:val="24"/>
+        </w:rPr>
+        <w:t>2/3 сияқты сан — соңғы өтудегі дұрыс жауап саны</w:t>
+      </w:r>
+    </w:p>
+    <w:p>
+      <w:pPr>
+        <w:pStyle w:val="ListBullet"/>
+        <w:spacing w:after="40"/>
+      </w:pPr>
+      <w:r>
+        <w:rPr>
+          <w:rFonts w:ascii="Times New Roman" w:hAnsi="Times New Roman"/>
+          <w:sz w:val="24"/>
+        </w:rPr>
+        <w:t>Ерекшеленген тақырып — келесі өтілмеген тақырып</w:t>
       </w:r>
     </w:p>
     <w:p>
@@ -2364,527 +2843,7 @@
           <w:rFonts w:ascii="Times New Roman" w:hAnsi="Times New Roman"/>
           <w:sz w:val="24"/>
         </w:rPr>
-        <w:t>Іздеу орыс пернетақтасынан да жұмыс істейді: «коныр» деп терсеңіз, «қоңыр» табылады. Қазақ әріптерін іздеу үшін ауыстырудың қажеті жоқ.</w:t>
-      </w:r>
-    </w:p>
-    <w:p>
-      <w:pPr>
-        <w:pStyle w:val="Heading1"/>
-        <w:keepNext/>
-        <w:pBdr>
-          <w:bottom w:val="single" w:sz="8" w:space="4" w:color="00509D"/>
-        </w:pBdr>
-      </w:pPr>
-      <w:r>
-        <w:t>6. Анықтама бөлімі</w:t>
-      </w:r>
-    </w:p>
-    <w:p>
-      <w:pPr>
-        <w:keepNext/>
-        <w:jc w:val="center"/>
-      </w:pPr>
-      <w:r>
-        <w:drawing>
-          <wp:inline xmlns:a="http://schemas.openxmlformats.org/drawingml/2006/main" xmlns:pic="http://schemas.openxmlformats.org/drawingml/2006/picture">
-            <wp:extent cx="2592000" cy="5563080"/>
-            <wp:docPr id="9" name="Picture 9"/>
-            <wp:cNvGraphicFramePr>
-              <a:graphicFrameLocks noChangeAspect="1"/>
-            </wp:cNvGraphicFramePr>
-            <a:graphic>
-              <a:graphicData uri="http://schemas.openxmlformats.org/drawingml/2006/picture">
-                <pic:pic>
-                  <pic:nvPicPr>
-                    <pic:cNvPr id="0" name="09-справка.png"/>
-                    <pic:cNvPicPr/>
-                  </pic:nvPicPr>
-                  <pic:blipFill>
-                    <a:blip r:embed="rId18"/>
-                    <a:stretch>
-                      <a:fillRect/>
-                    </a:stretch>
-                  </pic:blipFill>
-                  <pic:spPr>
-                    <a:xfrm>
-                      <a:off x="0" y="0"/>
-                      <a:ext cx="2592000" cy="5563080"/>
-                    </a:xfrm>
-                    <a:prstGeom prst="rect"/>
-                  </pic:spPr>
-                </pic:pic>
-              </a:graphicData>
-            </a:graphic>
-          </wp:inline>
-        </w:drawing>
-      </w:r>
-    </w:p>
-    <w:p>
-      <w:pPr>
-        <w:spacing w:after="240"/>
-        <w:jc w:val="center"/>
-      </w:pPr>
-      <w:r>
-        <w:rPr>
-          <w:rFonts w:ascii="Times New Roman" w:hAnsi="Times New Roman"/>
-          <w:i/>
-          <w:color w:val="555D68"/>
-          <w:sz w:val="20"/>
-        </w:rPr>
-        <w:t>9-сурет. Анықтама бөлімі</w:t>
-      </w:r>
-    </w:p>
-    <w:p>
-      <w:r>
-        <w:rPr>
-          <w:rFonts w:ascii="Times New Roman" w:hAnsi="Times New Roman"/>
-          <w:sz w:val="24"/>
-        </w:rPr>
-        <w:t>Анықтама төрт бөліктен тұрады.</w:t>
-      </w:r>
-    </w:p>
-    <w:p>
-      <w:pPr>
-        <w:pStyle w:val="Heading2"/>
-        <w:keepNext/>
-      </w:pPr>
-      <w:r>
-        <w:t>6.1. Ережелер</w:t>
-      </w:r>
-    </w:p>
-    <w:p>
-      <w:r>
-        <w:rPr>
-          <w:rFonts w:ascii="Times New Roman" w:hAnsi="Times New Roman"/>
-          <w:sz w:val="24"/>
-        </w:rPr>
-        <w:t>33 грамматика ережесі. Әр ережеде: атауы, толық түсіндірмесі және мысалдар. Іздеу бар.</w:t>
-      </w:r>
-    </w:p>
-    <w:p>
-      <w:pPr>
-        <w:pStyle w:val="Heading2"/>
-        <w:keepNext/>
-      </w:pPr>
-      <w:r>
-        <w:t>6.2. Тақырыптар</w:t>
-      </w:r>
-    </w:p>
-    <w:p>
-      <w:r>
-        <w:rPr>
-          <w:rFonts w:ascii="Times New Roman" w:hAnsi="Times New Roman"/>
-          <w:sz w:val="24"/>
-        </w:rPr>
-        <w:t>22 анықтама тақырыбы. Әр тақырыпта толық түсіндірме, мысалдар және осы тақырып бойынша жиі кететін қателер беріледі.</w:t>
-      </w:r>
-    </w:p>
-    <w:p>
-      <w:pPr>
-        <w:pStyle w:val="Heading2"/>
-        <w:keepNext/>
-      </w:pPr>
-      <w:r>
-        <w:t>6.3. Жалғау кестелері</w:t>
-      </w:r>
-    </w:p>
-    <w:p>
-      <w:r>
-        <w:rPr>
-          <w:rFonts w:ascii="Times New Roman" w:hAnsi="Times New Roman"/>
-          <w:sz w:val="24"/>
-        </w:rPr>
-        <w:t>Бұл — жай кесте емес. Кез келген өз сөзіңізді қойсаңыз, қосымша оның барлық формасын ереже бойынша есептеп шығарады.</w:t>
-      </w:r>
-    </w:p>
-    <w:p>
-      <w:pPr>
-        <w:keepNext/>
-        <w:jc w:val="center"/>
-      </w:pPr>
-      <w:r>
-        <w:drawing>
-          <wp:inline xmlns:a="http://schemas.openxmlformats.org/drawingml/2006/main" xmlns:pic="http://schemas.openxmlformats.org/drawingml/2006/picture">
-            <wp:extent cx="2592000" cy="5563080"/>
-            <wp:docPr id="10" name="Picture 10"/>
-            <wp:cNvGraphicFramePr>
-              <a:graphicFrameLocks noChangeAspect="1"/>
-            </wp:cNvGraphicFramePr>
-            <a:graphic>
-              <a:graphicData uri="http://schemas.openxmlformats.org/drawingml/2006/picture">
-                <pic:pic>
-                  <pic:nvPicPr>
-                    <pic:cNvPr id="0" name="10-таблицы.png"/>
-                    <pic:cNvPicPr/>
-                  </pic:nvPicPr>
-                  <pic:blipFill>
-                    <a:blip r:embed="rId19"/>
-                    <a:stretch>
-                      <a:fillRect/>
-                    </a:stretch>
-                  </pic:blipFill>
-                  <pic:spPr>
-                    <a:xfrm>
-                      <a:off x="0" y="0"/>
-                      <a:ext cx="2592000" cy="5563080"/>
-                    </a:xfrm>
-                    <a:prstGeom prst="rect"/>
-                  </pic:spPr>
-                </pic:pic>
-              </a:graphicData>
-            </a:graphic>
-          </wp:inline>
-        </w:drawing>
-      </w:r>
-    </w:p>
-    <w:p>
-      <w:pPr>
-        <w:spacing w:after="240"/>
-        <w:jc w:val="center"/>
-      </w:pPr>
-      <w:r>
-        <w:rPr>
-          <w:rFonts w:ascii="Times New Roman" w:hAnsi="Times New Roman"/>
-          <w:i/>
-          <w:color w:val="555D68"/>
-          <w:sz w:val="20"/>
-        </w:rPr>
-        <w:t>10-сурет. Жалғау кестелері</w:t>
-      </w:r>
-    </w:p>
-    <w:p>
-      <w:r>
-        <w:rPr>
-          <w:rFonts w:ascii="Times New Roman" w:hAnsi="Times New Roman"/>
-          <w:sz w:val="24"/>
-        </w:rPr>
-        <w:t>Есептеу кезінде үш заңдылық ескеріледі:</w:t>
-      </w:r>
-    </w:p>
-    <w:p>
-      <w:pPr>
-        <w:pStyle w:val="ListBullet"/>
-        <w:spacing w:after="40"/>
-      </w:pPr>
-      <w:r>
-        <w:rPr>
-          <w:rFonts w:ascii="Times New Roman" w:hAnsi="Times New Roman"/>
-          <w:sz w:val="24"/>
-        </w:rPr>
-        <w:t>Үндестік заңы — жуан және жіңішке жалғаулар</w:t>
-      </w:r>
-    </w:p>
-    <w:p>
-      <w:pPr>
-        <w:pStyle w:val="ListBullet"/>
-        <w:spacing w:after="40"/>
-      </w:pPr>
-      <w:r>
-        <w:rPr>
-          <w:rFonts w:ascii="Times New Roman" w:hAnsi="Times New Roman"/>
-          <w:sz w:val="24"/>
-        </w:rPr>
-        <w:t>Ұяңдау — қ / к / п дыбыстарының ғ / г / б болып өзгеруі</w:t>
-      </w:r>
-    </w:p>
-    <w:p>
-      <w:pPr>
-        <w:pStyle w:val="ListBullet"/>
-        <w:spacing w:after="40"/>
-      </w:pPr>
-      <w:r>
-        <w:rPr>
-          <w:rFonts w:ascii="Times New Roman" w:hAnsi="Times New Roman"/>
-          <w:sz w:val="24"/>
-        </w:rPr>
-        <w:t>Дауыссыздардың үйлесуі</w:t>
-      </w:r>
-    </w:p>
-    <w:p>
-      <w:r>
-        <w:rPr>
-          <w:rFonts w:ascii="Times New Roman" w:hAnsi="Times New Roman"/>
-          <w:sz w:val="24"/>
-        </w:rPr>
-        <w:t>Кестеде жеті септік, тәуелдік және көптік жалғаулары беріледі.</w:t>
-      </w:r>
-    </w:p>
-    <w:p>
-      <w:pPr>
-        <w:pStyle w:val="Heading2"/>
-        <w:keepNext/>
-      </w:pPr>
-      <w:r>
-        <w:t>6.4. Қосымша қалай жұмыс істейді</w:t>
-      </w:r>
-    </w:p>
-    <w:p>
-      <w:r>
-        <w:rPr>
-          <w:rFonts w:ascii="Times New Roman" w:hAnsi="Times New Roman"/>
-          <w:sz w:val="24"/>
-        </w:rPr>
-        <w:t>Бұл бөлім қосымшаның өзі туралы: оқушы онда не қалай құрылғанын оқи алады. Алты сұраққа жауап берілген: «Тілашар» деген не, сабақ қалай өтеді, жауап қалай тексеріледі, экранның төменгі жағындағы бес бөлім не үшін керек, қайталау мен ұпай қалай жұмыс істейді және қосымшаны телефонға қалай орнатуға болады.</w:t>
-      </w:r>
-    </w:p>
-    <w:p>
-      <w:r>
-        <w:rPr>
-          <w:rFonts w:ascii="Times New Roman" w:hAnsi="Times New Roman"/>
-          <w:sz w:val="24"/>
-        </w:rPr>
-        <w:t>Ең бастысы — «жауап дұрысқа жақын» дегеннің мәні: неге орыс әріптерімен жазылған жауап та дұрыс саналады.</w:t>
-      </w:r>
-    </w:p>
-    <w:p>
-      <w:pPr>
-        <w:pStyle w:val="Heading1"/>
-        <w:keepNext/>
-        <w:pBdr>
-          <w:bottom w:val="single" w:sz="8" w:space="4" w:color="00509D"/>
-        </w:pBdr>
-      </w:pPr>
-      <w:r>
-        <w:t>7. Прогресті бақылау</w:t>
-      </w:r>
-    </w:p>
-    <w:p>
-      <w:pPr>
-        <w:keepNext/>
-        <w:jc w:val="center"/>
-      </w:pPr>
-      <w:r>
-        <w:drawing>
-          <wp:inline xmlns:a="http://schemas.openxmlformats.org/drawingml/2006/main" xmlns:pic="http://schemas.openxmlformats.org/drawingml/2006/picture">
-            <wp:extent cx="2592000" cy="5563080"/>
-            <wp:docPr id="11" name="Picture 11"/>
-            <wp:cNvGraphicFramePr>
-              <a:graphicFrameLocks noChangeAspect="1"/>
-            </wp:cNvGraphicFramePr>
-            <a:graphic>
-              <a:graphicData uri="http://schemas.openxmlformats.org/drawingml/2006/picture">
-                <pic:pic>
-                  <pic:nvPicPr>
-                    <pic:cNvPr id="0" name="11-профиль.png"/>
-                    <pic:cNvPicPr/>
-                  </pic:nvPicPr>
-                  <pic:blipFill>
-                    <a:blip r:embed="rId20"/>
-                    <a:stretch>
-                      <a:fillRect/>
-                    </a:stretch>
-                  </pic:blipFill>
-                  <pic:spPr>
-                    <a:xfrm>
-                      <a:off x="0" y="0"/>
-                      <a:ext cx="2592000" cy="5563080"/>
-                    </a:xfrm>
-                    <a:prstGeom prst="rect"/>
-                  </pic:spPr>
-                </pic:pic>
-              </a:graphicData>
-            </a:graphic>
-          </wp:inline>
-        </w:drawing>
-      </w:r>
-    </w:p>
-    <w:p>
-      <w:pPr>
-        <w:spacing w:after="240"/>
-        <w:jc w:val="center"/>
-      </w:pPr>
-      <w:r>
-        <w:rPr>
-          <w:rFonts w:ascii="Times New Roman" w:hAnsi="Times New Roman"/>
-          <w:i/>
-          <w:color w:val="555D68"/>
-          <w:sz w:val="20"/>
-        </w:rPr>
-        <w:t>11-сурет. Профиль және статистика</w:t>
-      </w:r>
-    </w:p>
-    <w:p>
-      <w:pPr>
-        <w:pStyle w:val="Heading2"/>
-        <w:keepNext/>
-      </w:pPr>
-      <w:r>
-        <w:t>7.1. Статистика</w:t>
-      </w:r>
-    </w:p>
-    <w:p>
-      <w:pPr>
-        <w:pStyle w:val="ListBullet"/>
-        <w:spacing w:after="40"/>
-      </w:pPr>
-      <w:r>
-        <w:rPr>
-          <w:rFonts w:ascii="Times New Roman" w:hAnsi="Times New Roman"/>
-          <w:sz w:val="24"/>
-        </w:rPr>
-        <w:t>Өтілген сабақтар саны</w:t>
-      </w:r>
-    </w:p>
-    <w:p>
-      <w:pPr>
-        <w:pStyle w:val="ListBullet"/>
-        <w:spacing w:after="40"/>
-      </w:pPr>
-      <w:r>
-        <w:rPr>
-          <w:rFonts w:ascii="Times New Roman" w:hAnsi="Times New Roman"/>
-          <w:sz w:val="24"/>
-        </w:rPr>
-        <w:t>Дұрыс жауаптардың үлесі</w:t>
-      </w:r>
-    </w:p>
-    <w:p>
-      <w:pPr>
-        <w:pStyle w:val="ListBullet"/>
-        <w:spacing w:after="40"/>
-      </w:pPr>
-      <w:r>
-        <w:rPr>
-          <w:rFonts w:ascii="Times New Roman" w:hAnsi="Times New Roman"/>
-          <w:sz w:val="24"/>
-        </w:rPr>
-        <w:t>Жиналған ұпай (XP)</w:t>
-      </w:r>
-    </w:p>
-    <w:p>
-      <w:pPr>
-        <w:pStyle w:val="ListBullet"/>
-        <w:spacing w:after="40"/>
-      </w:pPr>
-      <w:r>
-        <w:rPr>
-          <w:rFonts w:ascii="Times New Roman" w:hAnsi="Times New Roman"/>
-          <w:sz w:val="24"/>
-        </w:rPr>
-        <w:t>Күнделікті серия — қатарынан неше күн шұғылданғаныңыз</w:t>
-      </w:r>
-    </w:p>
-    <w:p>
-      <w:pPr>
-        <w:pStyle w:val="ListBullet"/>
-        <w:spacing w:after="40"/>
-      </w:pPr>
-      <w:r>
-        <w:rPr>
-          <w:rFonts w:ascii="Times New Roman" w:hAnsi="Times New Roman"/>
-          <w:sz w:val="24"/>
-        </w:rPr>
-        <w:t>Белсенді күндер күнтізбесі</w:t>
-      </w:r>
-    </w:p>
-    <w:p>
-      <w:pPr>
-        <w:pStyle w:val="Heading2"/>
-        <w:keepNext/>
-      </w:pPr>
-      <w:r>
-        <w:t>7.2. Марапаттар</w:t>
-      </w:r>
-    </w:p>
-    <w:p>
-      <w:r>
-        <w:rPr>
-          <w:rFonts w:ascii="Times New Roman" w:hAnsi="Times New Roman"/>
-          <w:sz w:val="24"/>
-        </w:rPr>
-        <w:t>Белгілі бір нәтижеге жеткенде марапат ашылады: алғашқы сабақ, жеті күндік серия, барлық сабақты аяқтау және басқалары.</w:t>
-      </w:r>
-    </w:p>
-    <w:p>
-      <w:pPr>
-        <w:pStyle w:val="Heading2"/>
-        <w:keepNext/>
-      </w:pPr>
-      <w:r>
-        <w:t>7.3. Нәтижелерді жүктеу</w:t>
-      </w:r>
-    </w:p>
-    <w:p>
-      <w:r>
-        <w:rPr>
-          <w:rFonts w:ascii="Times New Roman" w:hAnsi="Times New Roman"/>
-          <w:sz w:val="24"/>
-        </w:rPr>
-        <w:t>Профильде нәтижелерді кесте (CSV) түрінде жүктеуге болады. Бұл мұғалімге сыныпта сынақтан өткізу кезінде нақты деректер жинауға арналған.</w:t>
-      </w:r>
-    </w:p>
-    <w:p>
-      <w:pPr>
-        <w:pStyle w:val="Heading2"/>
-        <w:keepNext/>
-      </w:pPr>
-      <w:r>
-        <w:t>7.4. Баптаулар</w:t>
-      </w:r>
-    </w:p>
-    <w:p>
-      <w:pPr>
-        <w:pStyle w:val="ListBullet"/>
-        <w:spacing w:after="40"/>
-      </w:pPr>
-      <w:r>
-        <w:rPr>
-          <w:rFonts w:ascii="Times New Roman" w:hAnsi="Times New Roman"/>
-          <w:sz w:val="24"/>
-        </w:rPr>
-        <w:t>Дыбыс — жауап дұрыс не бұрыс екенін дыбыспен білдіру</w:t>
-      </w:r>
-    </w:p>
-    <w:p>
-      <w:pPr>
-        <w:pStyle w:val="ListBullet"/>
-        <w:spacing w:after="40"/>
-      </w:pPr>
-      <w:r>
-        <w:rPr>
-          <w:rFonts w:ascii="Times New Roman" w:hAnsi="Times New Roman"/>
-          <w:sz w:val="24"/>
-        </w:rPr>
-        <w:t>Күнделікті мақсат — күніне неше тапсырма</w:t>
-      </w:r>
-    </w:p>
-    <w:p>
-      <w:pPr>
-        <w:pStyle w:val="ListBullet"/>
-        <w:spacing w:after="40"/>
-      </w:pPr>
-      <w:r>
-        <w:rPr>
-          <w:rFonts w:ascii="Times New Roman" w:hAnsi="Times New Roman"/>
-          <w:sz w:val="24"/>
-        </w:rPr>
-        <w:t>Бірден тексеру — жауапты терген бойда тексеру</w:t>
-      </w:r>
-    </w:p>
-    <w:p>
-      <w:pPr>
-        <w:pStyle w:val="ListBullet"/>
-        <w:spacing w:after="40"/>
-      </w:pPr>
-      <w:r>
-        <w:rPr>
-          <w:rFonts w:ascii="Times New Roman" w:hAnsi="Times New Roman"/>
-          <w:sz w:val="24"/>
-        </w:rPr>
-        <w:t>Қозғалысты азайту — анимацияларды өшіру</w:t>
-      </w:r>
-    </w:p>
-    <w:p>
-      <w:pPr>
-        <w:pStyle w:val="ListBullet"/>
-        <w:spacing w:after="40"/>
-      </w:pPr>
-      <w:r>
-        <w:rPr>
-          <w:rFonts w:ascii="Times New Roman" w:hAnsi="Times New Roman"/>
-          <w:sz w:val="24"/>
-        </w:rPr>
-        <w:t>Тақырып — ашық немесе қараңғы</w:t>
+        <w:t>Нәтижелер құрылғыда автоматты сақталады: қосымшаны жапса да жоғалмайды.</w:t>
       </w:r>
     </w:p>
     <w:p>
@@ -2923,7 +2882,7 @@
           <w:rFonts w:ascii="Times New Roman" w:hAnsi="Times New Roman"/>
           <w:sz w:val="24"/>
         </w:rPr>
-        <w:t>Орнатудың қажеті жоқ — браузерде сілтеме арқылы ашылады. Қаласаңыз телефонға орнатуға болады (1.3-тармақты қараңыз).</w:t>
+        <w:t>Орнатудың қажеті жоқ — браузерде сілтеме арқылы ашылады. Қаласаңыз телефонға немесе компьютерге орнатуға болады (1.3 және 1.4-тармақтарды қараңыз).</w:t>
       </w:r>
     </w:p>
     <w:p>
@@ -2941,7 +2900,7 @@
           <w:rFonts w:ascii="Times New Roman" w:hAnsi="Times New Roman"/>
           <w:sz w:val="24"/>
         </w:rPr>
-        <w:t>Тек алғашқы ашқанда. Одан кейін қосымша интернетсіз толық жұмыс істейді: сабақтар, сөздік, анықтама — бәрі құрылғыда сақталады.</w:t>
+        <w:t>Тек алғашқы ашқанда. Одан кейін қосымша интернетсіз толық жұмыс істейді: тақырыптар да, дыбыс жазбалары да құрылғыда сақталады.</w:t>
       </w:r>
     </w:p>
     <w:p>
@@ -2968,7 +2927,7 @@
           <w:rFonts w:ascii="Times New Roman" w:hAnsi="Times New Roman"/>
           <w:sz w:val="24"/>
         </w:rPr>
-        <w:t>Прогресім жоғала ма?</w:t>
+        <w:t>Нәтижелерім жоғала ма?</w:t>
       </w:r>
     </w:p>
     <w:p>
@@ -2977,7 +2936,7 @@
           <w:rFonts w:ascii="Times New Roman" w:hAnsi="Times New Roman"/>
           <w:sz w:val="24"/>
         </w:rPr>
-        <w:t>Жоқ, прогресс автоматты сақталады. Бірақ браузердің деректерін тазаласаңыз жоғалады. iPhone-да қосымшаны «Негізгі экранға» қосқан дұрыс — сонда деректер сақталып қалады.</w:t>
+        <w:t>Жоқ, нәтижелер автоматты сақталады. Бірақ браузердің деректерін тазаласаңыз жоғалады. iPhone-да қосымшаны «Негізгі экранға» қосқан дұрыс.</w:t>
       </w:r>
     </w:p>
     <w:p>
@@ -3013,25 +2972,7 @@
           <w:rFonts w:ascii="Times New Roman" w:hAnsi="Times New Roman"/>
           <w:sz w:val="24"/>
         </w:rPr>
-        <w:t>Тыңдау түймесі жазба бар репликада ғана көрінеді. Егер түйме бар, ал дыбыс жоқ болса, телефонның дыбысын және үнсіз режимін тексеріңіз. Алғашқы тыңдау үшін интернет қажет, әрі қарай — жоқ.</w:t>
-      </w:r>
-    </w:p>
-    <w:p>
-      <w:r>
-        <w:rPr>
-          <w:rFonts w:ascii="Times New Roman" w:hAnsi="Times New Roman"/>
-          <w:sz w:val="24"/>
-        </w:rPr>
-        <w:t>Қазақ әріптерін қайдан аламын?</w:t>
-      </w:r>
-    </w:p>
-    <w:p>
-      <w:r>
-        <w:rPr>
-          <w:rFonts w:ascii="Times New Roman" w:hAnsi="Times New Roman"/>
-          <w:sz w:val="24"/>
-        </w:rPr>
-        <w:t>Жауап өрісінің астындағы қатардан. Немесе жай орыс әріптерімен жазыңыз — қосымша түсінеді және дұрыс жазылуын көрсетеді.</w:t>
+        <w:t>Телефонның дыбысын және үнсіз режимін тексеріңіз. Тыңдау түймесі жазба бар жерде ғана көрінеді.</w:t>
       </w:r>
     </w:p>
     <w:p>
@@ -3092,7 +3033,7 @@
           <w:rFonts w:ascii="Times New Roman" w:hAnsi="Times New Roman"/>
           <w:sz w:val="24"/>
         </w:rPr>
-        <w:t>Дискідегі орын: шамамен 1,4 МБ</w:t>
+        <w:t>Дискідегі орын: шамамен 1,5 МБ</w:t>
       </w:r>
     </w:p>
     <w:p>
@@ -3105,7 +3046,7 @@
           <w:rFonts w:ascii="Times New Roman" w:hAnsi="Times New Roman"/>
           <w:sz w:val="24"/>
         </w:rPr>
-        <w:t>Android үшін APK: Android 6.0 және одан жоғары</w:t>
+        <w:t>Android үшін APK: Android 7.0 және одан жоғары</w:t>
       </w:r>
     </w:p>
     <w:p>
@@ -3219,7 +3160,7 @@
           <w:rFonts w:ascii="Times New Roman" w:hAnsi="Times New Roman"/>
           <w:sz w:val="24"/>
         </w:rPr>
-        <w:t>Прогресс жоғалса:</w:t>
+        <w:t>Нәтижелер жоғалса:</w:t>
       </w:r>
     </w:p>
     <w:p>
@@ -3245,7 +3186,7 @@
           <w:rFonts w:ascii="Times New Roman" w:hAnsi="Times New Roman"/>
           <w:sz w:val="24"/>
         </w:rPr>
-        <w:t>Инкогнито режимінде прогресс сақталмайды</w:t>
+        <w:t>Инкогнито режимінде нәтижелер сақталмайды</w:t>
       </w:r>
     </w:p>
     <w:p>
@@ -3292,7 +3233,7 @@
           <w:rFonts w:ascii="Times New Roman" w:hAnsi="Times New Roman"/>
           <w:sz w:val="24"/>
         </w:rPr>
-        <w:t>Enter — жауапты тексеру немесе келесі қадамға өту</w:t>
+        <w:t>Tab — түймелер мен жауап нұсқалары арасында жылжу</w:t>
       </w:r>
     </w:p>
     <w:p>
@@ -3305,20 +3246,7 @@
           <w:rFonts w:ascii="Times New Roman" w:hAnsi="Times New Roman"/>
           <w:sz w:val="24"/>
         </w:rPr>
-        <w:t>Tab — элементтер арасында жылжу</w:t>
-      </w:r>
-    </w:p>
-    <w:p>
-      <w:pPr>
-        <w:pStyle w:val="ListBullet"/>
-        <w:spacing w:after="40"/>
-      </w:pPr>
-      <w:r>
-        <w:rPr>
-          <w:rFonts w:ascii="Times New Roman" w:hAnsi="Times New Roman"/>
-          <w:sz w:val="24"/>
-        </w:rPr>
-        <w:t>Esc — алдыңғы экранға оралу</w:t>
+        <w:t>Enter немесе бос орын (Space) — таңдалған түймені басу</w:t>
       </w:r>
     </w:p>
     <w:p>
@@ -3379,7 +3307,7 @@
           <w:rFonts w:ascii="Times New Roman" w:hAnsi="Times New Roman"/>
           <w:sz w:val="24"/>
         </w:rPr>
-        <w:t>Қазақ әріптерінің қатары әрқашан жауап өрісінің астында</w:t>
+        <w:t>Жауап нұсқалары ірі түймелер түрінде, оларды басу оңай</w:t>
       </w:r>
     </w:p>
     <w:p>
@@ -3414,7 +3342,7 @@
           <w:rFonts w:ascii="Times New Roman" w:hAnsi="Times New Roman"/>
           <w:sz w:val="24"/>
         </w:rPr>
-        <w:t>Ашық және қараңғы тақырып</w:t>
+        <w:t>Ашық және қараңғы тақырып құрылғының баптауына қарай ауысады</w:t>
       </w:r>
     </w:p>
     <w:p>
@@ -3427,7 +3355,7 @@
           <w:rFonts w:ascii="Times New Roman" w:hAnsi="Times New Roman"/>
           <w:sz w:val="24"/>
         </w:rPr>
-        <w:t>«Қозғалысты азайту» баптауы — анимациялар өшеді</w:t>
+        <w:t>Жүйедегі «Қозғалысты азайту» баптауы анимацияларды өшіреді</w:t>
       </w:r>
     </w:p>
     <w:p>
@@ -3440,7 +3368,7 @@
           <w:rFonts w:ascii="Times New Roman" w:hAnsi="Times New Roman"/>
           <w:sz w:val="24"/>
         </w:rPr>
-        <w:t>Мәтін өлшемі жүйе баптауларына бағынады</w:t>
+        <w:t>Экрандық диктор үшін түймелер мен суреттердің атаулары жазылған</w:t>
       </w:r>
     </w:p>
     <w:p>
@@ -3474,7 +3402,7 @@
           <w:rFonts w:ascii="Times New Roman" w:hAnsi="Times New Roman"/>
           <w:sz w:val="24"/>
         </w:rPr>
-        <w:t>Орыс әріптерін қабылдайды — техникалық кедергі жоқ, дұрыс жазылуы үйретіледі</w:t>
+        <w:t>Мұғалімнің тақырыптары және мұғалімнің үлгісі — диалог → ереже → тапсырма</w:t>
       </w:r>
     </w:p>
     <w:p>
@@ -3487,7 +3415,7 @@
           <w:rFonts w:ascii="Times New Roman" w:hAnsi="Times New Roman"/>
           <w:sz w:val="24"/>
         </w:rPr>
-        <w:t>Диалог → ереже → тапсырма — материал бірден мысалмен беріледі</w:t>
+        <w:t>Ереже бірден мысалмен беріледі — диалогтағы сөздермен</w:t>
       </w:r>
     </w:p>
     <w:p>
@@ -3500,7 +3428,7 @@
           <w:rFonts w:ascii="Times New Roman" w:hAnsi="Times New Roman"/>
           <w:sz w:val="24"/>
         </w:rPr>
-        <w:t>Ұмытылғанды өзі қайтарады — қайталауды жоспарлаудың қажеті жоқ</w:t>
+        <w:t>Жауап бірден тексеріледі, қате болса дұрысы көрсетіледі</w:t>
       </w:r>
     </w:p>
     <w:p>
@@ -3513,20 +3441,7 @@
           <w:rFonts w:ascii="Times New Roman" w:hAnsi="Times New Roman"/>
           <w:sz w:val="24"/>
         </w:rPr>
-        <w:t>Жалғауларды ережемен есептейді — кез келген сөз үшін</w:t>
-      </w:r>
-    </w:p>
-    <w:p>
-      <w:pPr>
-        <w:pStyle w:val="ListBullet"/>
-        <w:spacing w:after="40"/>
-      </w:pPr>
-      <w:r>
-        <w:rPr>
-          <w:rFonts w:ascii="Times New Roman" w:hAnsi="Times New Roman"/>
-          <w:sz w:val="24"/>
-        </w:rPr>
-        <w:t>Қазақша дыбыстау — 623 жазба, барлық диалог репликасы</w:t>
+        <w:t>Қазақша дыбыстау — барлық реплика</w:t>
       </w:r>
     </w:p>
     <w:p>
@@ -3552,6 +3467,19 @@
           <w:rFonts w:ascii="Times New Roman" w:hAnsi="Times New Roman"/>
           <w:sz w:val="24"/>
         </w:rPr>
+        <w:t>Қажет болса — орысша аударма</w:t>
+      </w:r>
+    </w:p>
+    <w:p>
+      <w:pPr>
+        <w:pStyle w:val="ListBullet"/>
+        <w:spacing w:after="40"/>
+      </w:pPr>
+      <w:r>
+        <w:rPr>
+          <w:rFonts w:ascii="Times New Roman" w:hAnsi="Times New Roman"/>
+          <w:sz w:val="24"/>
+        </w:rPr>
         <w:t>Интернетсіз жұмыс істейді — кез келген жерде шұғылдануға болады</w:t>
       </w:r>
     </w:p>
@@ -3578,38 +3506,16 @@
       </w:r>
     </w:p>
     <w:p>
+      <w:pPr>
+        <w:pStyle w:val="ListBullet"/>
+        <w:spacing w:after="40"/>
+      </w:pPr>
       <w:r>
         <w:rPr>
           <w:rFonts w:ascii="Times New Roman" w:hAnsi="Times New Roman"/>
           <w:sz w:val="24"/>
         </w:rPr>
-        <w:t>Күнделікті рәсім:</w:t>
-      </w:r>
-    </w:p>
-    <w:p>
-      <w:pPr>
-        <w:pStyle w:val="ListBullet"/>
-        <w:spacing w:after="40"/>
-      </w:pPr>
-      <w:r>
-        <w:rPr>
-          <w:rFonts w:ascii="Times New Roman" w:hAnsi="Times New Roman"/>
-          <w:sz w:val="24"/>
-        </w:rPr>
-        <w:t>Күніне 10–15 минут бөліңіз — бұл аптасына бір рет отыратын екі сағаттан тиімді</w:t>
-      </w:r>
-    </w:p>
-    <w:p>
-      <w:pPr>
-        <w:pStyle w:val="ListBullet"/>
-        <w:spacing w:after="40"/>
-      </w:pPr>
-      <w:r>
-        <w:rPr>
-          <w:rFonts w:ascii="Times New Roman" w:hAnsi="Times New Roman"/>
-          <w:sz w:val="24"/>
-        </w:rPr>
-        <w:t>Алдымен қайталауды өтіңіз, содан кейін жаңа сабаққа кірісіңіз</w:t>
+        <w:t>Бір отырыста бір тақырып өтіңіз — ол бірнеше минут алады</w:t>
       </w:r>
     </w:p>
     <w:p>
@@ -3635,16 +3541,29 @@
           <w:rFonts w:ascii="Times New Roman" w:hAnsi="Times New Roman"/>
           <w:sz w:val="24"/>
         </w:rPr>
-        <w:t>Қате жіберсеңіз, мұғалімнің түсіндірмесін оқып шығыңыз</w:t>
+        <w:t>Қателескен тақырыпты келесі күні қайта өтіңіз</w:t>
       </w:r>
     </w:p>
     <w:p>
+      <w:pPr>
+        <w:pStyle w:val="ListBullet"/>
+        <w:spacing w:after="40"/>
+      </w:pPr>
       <w:r>
         <w:rPr>
           <w:rFonts w:ascii="Times New Roman" w:hAnsi="Times New Roman"/>
           <w:sz w:val="24"/>
         </w:rPr>
-        <w:t>Ұзақ мерзімді жоспар:</w:t>
+        <w:t>Орысша аударманы тек түсінбеген жерде қосыңыз</w:t>
+      </w:r>
+    </w:p>
+    <w:p>
+      <w:pPr>
+        <w:pStyle w:val="Heading2"/>
+        <w:keepNext/>
+      </w:pPr>
+      <w:r>
+        <w:t>10.3. Нәтижелерді бағалау</w:t>
       </w:r>
     </w:p>
     <w:p>
@@ -3657,7 +3576,7 @@
           <w:rFonts w:ascii="Times New Roman" w:hAnsi="Times New Roman"/>
           <w:sz w:val="24"/>
         </w:rPr>
-        <w:t>Сабақтарды ретімен өтіңіз — олар бірінің үстіне бірі құрылған</w:t>
+        <w:t>Барлық тақырыптағы дұрыс жауап — тақырыптар тізіміндегі сандар</w:t>
       </w:r>
     </w:p>
     <w:p>
@@ -3670,7 +3589,7 @@
           <w:rFonts w:ascii="Times New Roman" w:hAnsi="Times New Roman"/>
           <w:sz w:val="24"/>
         </w:rPr>
-        <w:t>Жаңа сөз кездессе, сөздіктен қарап шығыңыз</w:t>
+        <w:t>Тақырыпты қайта өткенде нәтиже жақсарғанын көруге болады</w:t>
       </w:r>
     </w:p>
     <w:p>
@@ -3683,7 +3602,16 @@
           <w:rFonts w:ascii="Times New Roman" w:hAnsi="Times New Roman"/>
           <w:sz w:val="24"/>
         </w:rPr>
-        <w:t>Жалғау қиын болса, анықтамадағы кестеге өз сөзіңізді қойып көріңіз</w:t>
+        <w:t>Сабақта мұғалім оқушының нәтижесін тізімнен бірден көреді</w:t>
+      </w:r>
+    </w:p>
+    <w:p>
+      <w:pPr>
+        <w:pStyle w:val="Heading2"/>
+        <w:keepNext/>
+      </w:pPr>
+      <w:r>
+        <w:t>10.4. Болашақтағы мүмкіндіктер</w:t>
       </w:r>
     </w:p>
     <w:p>
@@ -3696,16 +3624,7 @@
           <w:rFonts w:ascii="Times New Roman" w:hAnsi="Times New Roman"/>
           <w:sz w:val="24"/>
         </w:rPr>
-        <w:t>Күнделікті серияны үзбеуге тырысыңыз</w:t>
-      </w:r>
-    </w:p>
-    <w:p>
-      <w:pPr>
-        <w:pStyle w:val="Heading2"/>
-        <w:keepNext/>
-      </w:pPr>
-      <w:r>
-        <w:t>10.3. Нәтижелерді бағалау</w:t>
+        <w:t>Мұғалім бағдарлама жазбай-ақ жаңа тапсырма қоса алатын бет</w:t>
       </w:r>
     </w:p>
     <w:p>
@@ -3718,55 +3637,7 @@
           <w:rFonts w:ascii="Times New Roman" w:hAnsi="Times New Roman"/>
           <w:sz w:val="24"/>
         </w:rPr>
-        <w:t>Бір ай: бірінші деңгейдің сабақтары, негізгі сөздер мен жалғаулар</w:t>
-      </w:r>
-    </w:p>
-    <w:p>
-      <w:pPr>
-        <w:pStyle w:val="ListBullet"/>
-        <w:spacing w:after="40"/>
-      </w:pPr>
-      <w:r>
-        <w:rPr>
-          <w:rFonts w:ascii="Times New Roman" w:hAnsi="Times New Roman"/>
-          <w:sz w:val="24"/>
-        </w:rPr>
-        <w:t>Үш ай: септіктер мен етістік шақтары, қарапайым сөйлемдер құру</w:t>
-      </w:r>
-    </w:p>
-    <w:p>
-      <w:pPr>
-        <w:pStyle w:val="ListBullet"/>
-        <w:spacing w:after="40"/>
-      </w:pPr>
-      <w:r>
-        <w:rPr>
-          <w:rFonts w:ascii="Times New Roman" w:hAnsi="Times New Roman"/>
-          <w:sz w:val="24"/>
-        </w:rPr>
-        <w:t>Алты ай: барлық 26 сабақ, күнделікті тақырыптарда сөйлесе алу</w:t>
-      </w:r>
-    </w:p>
-    <w:p>
-      <w:pPr>
-        <w:pStyle w:val="Heading2"/>
-        <w:keepNext/>
-      </w:pPr>
-      <w:r>
-        <w:t>10.4. Болашақтағы мүмкіндіктер</w:t>
-      </w:r>
-    </w:p>
-    <w:p>
-      <w:pPr>
-        <w:pStyle w:val="ListBullet"/>
-        <w:spacing w:after="40"/>
-      </w:pPr>
-      <w:r>
-        <w:rPr>
-          <w:rFonts w:ascii="Times New Roman" w:hAnsi="Times New Roman"/>
-          <w:sz w:val="24"/>
-        </w:rPr>
-        <w:t>Мұғалім кабинеті — сынып, тапсырмалар, үлгерім</w:t>
+        <w:t>Жаңа тақырыптар: етістік, есімдік, үстеу</w:t>
       </w:r>
     </w:p>
     <w:p>
@@ -3792,33 +3663,7 @@
           <w:rFonts w:ascii="Times New Roman" w:hAnsi="Times New Roman"/>
           <w:sz w:val="24"/>
         </w:rPr>
-        <w:t>5-тен 11-сыныпқа дейін мектеп бағдарламасына сай толық курс</w:t>
-      </w:r>
-    </w:p>
-    <w:p>
-      <w:pPr>
-        <w:pStyle w:val="ListBullet"/>
-        <w:spacing w:after="40"/>
-      </w:pPr>
-      <w:r>
-        <w:rPr>
-          <w:rFonts w:ascii="Times New Roman" w:hAnsi="Times New Roman"/>
-          <w:sz w:val="24"/>
-        </w:rPr>
         <w:t>Google Play және App Store-да жариялау</w:t>
-      </w:r>
-    </w:p>
-    <w:p>
-      <w:pPr>
-        <w:pStyle w:val="ListBullet"/>
-        <w:spacing w:after="40"/>
-      </w:pPr>
-      <w:r>
-        <w:rPr>
-          <w:rFonts w:ascii="Times New Roman" w:hAnsi="Times New Roman"/>
-          <w:sz w:val="24"/>
-        </w:rPr>
-        <w:t>Орыс тілін оқитын қазақ мектептеріне арналған нұсқа</w:t>
       </w:r>
     </w:p>
     <w:p>
@@ -3827,7 +3672,7 @@
           <w:rFonts w:ascii="Times New Roman" w:hAnsi="Times New Roman"/>
           <w:sz w:val="24"/>
         </w:rPr>
-        <w:t>«Тілашар» — қазақ тілін үйренуді жеңілдететін құрал. Ол мұғалімді алмастырмайды, бірақ күнделікті қысқа жаттығуға мүмкіндік береді — тіл дәл осылай меңгеріледі.</w:t>
+        <w:t>«Тілашар» — қазақ тілінің грамматикасын үйренуді жеңілдететін құрал. Ол мұғалімді алмастырмайды: мұғалімнің тақырыптары мен тапсырмаларын сабақта да, үйде де қайталауға мүмкіндік береді.</w:t>
       </w:r>
     </w:p>
     <w:sectPr>
